--- a/Sumita Resume (1).docx
+++ b/Sumita Resume (1).docx
@@ -1,6 +1,6 @@
 
 <file path=word/document.xml><?xml version="1.0" encoding="utf-8"?>
-<w:document xmlns:wpc="http://schemas.microsoft.com/office/word/2010/wordprocessingCanvas" xmlns:cx="http://schemas.microsoft.com/office/drawing/2014/chartex" xmlns:mc="http://schemas.openxmlformats.org/markup-compatibility/2006" xmlns:o="urn:schemas-microsoft-com:office:office" xmlns:r="http://schemas.openxmlformats.org/officeDocument/2006/relationships" xmlns:m="http://schemas.openxmlformats.org/officeDocument/2006/math" xmlns:v="urn:schemas-microsoft-com:vml" xmlns:wp14="http://schemas.microsoft.com/office/word/2010/wordprocessingDrawing" xmlns:wp="http://schemas.openxmlformats.org/drawingml/2006/wordprocessingDrawing" xmlns:w10="urn:schemas-microsoft-com:office:word" xmlns:w="http://schemas.openxmlformats.org/wordprocessingml/2006/main" xmlns:w14="http://schemas.microsoft.com/office/word/2010/wordml" xmlns:w15="http://schemas.microsoft.com/office/word/2012/wordml" xmlns:w16se="http://schemas.microsoft.com/office/word/2015/wordml/symex" xmlns:wpg="http://schemas.microsoft.com/office/word/2010/wordprocessingGroup" xmlns:wpi="http://schemas.microsoft.com/office/word/2010/wordprocessingInk" xmlns:wne="http://schemas.microsoft.com/office/word/2006/wordml" xmlns:wps="http://schemas.microsoft.com/office/word/2010/wordprocessingShape" mc:Ignorable="w14 w15 w16se wp14">
+<w:document xmlns:wpc="http://schemas.microsoft.com/office/word/2010/wordprocessingCanvas" xmlns:cx="http://schemas.microsoft.com/office/drawing/2014/chartex" xmlns:cx1="http://schemas.microsoft.com/office/drawing/2015/9/8/chartex" xmlns:cx2="http://schemas.microsoft.com/office/drawing/2015/10/21/chartex" xmlns:cx3="http://schemas.microsoft.com/office/drawing/2016/5/9/chartex" xmlns:cx4="http://schemas.microsoft.com/office/drawing/2016/5/10/chartex" xmlns:cx5="http://schemas.microsoft.com/office/drawing/2016/5/11/chartex" xmlns:cx6="http://schemas.microsoft.com/office/drawing/2016/5/12/chartex" xmlns:cx7="http://schemas.microsoft.com/office/drawing/2016/5/13/chartex" xmlns:cx8="http://schemas.microsoft.com/office/drawing/2016/5/14/chartex" xmlns:mc="http://schemas.openxmlformats.org/markup-compatibility/2006" xmlns:aink="http://schemas.microsoft.com/office/drawing/2016/ink" xmlns:am3d="http://schemas.microsoft.com/office/drawing/2017/model3d" xmlns:o="urn:schemas-microsoft-com:office:office" xmlns:oel="http://schemas.microsoft.com/office/2019/extlst" xmlns:r="http://schemas.openxmlformats.org/officeDocument/2006/relationships" xmlns:m="http://schemas.openxmlformats.org/officeDocument/2006/math" xmlns:v="urn:schemas-microsoft-com:vml" xmlns:wp14="http://schemas.microsoft.com/office/word/2010/wordprocessingDrawing" xmlns:wp="http://schemas.openxmlformats.org/drawingml/2006/wordprocessingDrawing" xmlns:w10="urn:schemas-microsoft-com:office:word" xmlns:w="http://schemas.openxmlformats.org/wordprocessingml/2006/main" xmlns:w14="http://schemas.microsoft.com/office/word/2010/wordml" xmlns:w15="http://schemas.microsoft.com/office/word/2012/wordml" xmlns:w16cex="http://schemas.microsoft.com/office/word/2018/wordml/cex" xmlns:w16cid="http://schemas.microsoft.com/office/word/2016/wordml/cid" xmlns:w16="http://schemas.microsoft.com/office/word/2018/wordml" xmlns:w16sdtdh="http://schemas.microsoft.com/office/word/2020/wordml/sdtdatahash" xmlns:w16se="http://schemas.microsoft.com/office/word/2015/wordml/symex" xmlns:wpg="http://schemas.microsoft.com/office/word/2010/wordprocessingGroup" xmlns:wpi="http://schemas.microsoft.com/office/word/2010/wordprocessingInk" xmlns:wne="http://schemas.microsoft.com/office/word/2006/wordml" xmlns:wps="http://schemas.microsoft.com/office/word/2010/wordprocessingShape" mc:Ignorable="w14 w15 w16se w16cid w16 w16cex w16sdtdh wp14">
   <w:body>
     <w:p>
       <w:pPr>
@@ -136,6 +136,7 @@
         </w:rPr>
         <w:t xml:space="preserve"> </w:t>
       </w:r>
+      <w:proofErr w:type="gramStart"/>
       <w:r>
         <w:rPr>
           <w:color w:val="535353"/>
@@ -143,6 +144,29 @@
           <w:sz w:val="20"/>
         </w:rPr>
         <w:t>8866578956</w:t>
+      </w:r>
+      <w:r>
+        <w:rPr>
+          <w:color w:val="535353"/>
+          <w:spacing w:val="-2"/>
+          <w:sz w:val="20"/>
+        </w:rPr>
+        <w:t xml:space="preserve">  </w:t>
+      </w:r>
+      <w:r>
+        <w:rPr>
+          <w:color w:val="535353"/>
+          <w:sz w:val="20"/>
+        </w:rPr>
+        <w:t>|</w:t>
+      </w:r>
+      <w:proofErr w:type="gramEnd"/>
+      <w:r>
+        <w:rPr>
+          <w:color w:val="535353"/>
+          <w:sz w:val="20"/>
+        </w:rPr>
+        <w:t xml:space="preserve"> </w:t>
       </w:r>
     </w:p>
     <w:p>
@@ -163,7 +187,7 @@
         <mc:AlternateContent>
           <mc:Choice Requires="wps">
             <w:drawing>
-              <wp:anchor distT="0" distB="0" distL="0" distR="0" simplePos="0" relativeHeight="487587840" behindDoc="1" locked="0" layoutInCell="1" allowOverlap="1">
+              <wp:anchor distT="0" distB="0" distL="0" distR="0" simplePos="0" relativeHeight="487587840" behindDoc="1" locked="0" layoutInCell="1" allowOverlap="1" wp14:anchorId="02310ABC" wp14:editId="2E756D05">
                 <wp:simplePos x="0" y="0"/>
                 <wp:positionH relativeFrom="page">
                   <wp:posOffset>539750</wp:posOffset>
@@ -265,7 +289,7 @@
         <mc:AlternateContent>
           <mc:Choice Requires="wps">
             <w:drawing>
-              <wp:anchor distT="0" distB="0" distL="0" distR="0" simplePos="0" relativeHeight="15729152" behindDoc="0" locked="0" layoutInCell="1" allowOverlap="1">
+              <wp:anchor distT="0" distB="0" distL="0" distR="0" simplePos="0" relativeHeight="15729152" behindDoc="0" locked="0" layoutInCell="1" allowOverlap="1" wp14:anchorId="69E41E6D" wp14:editId="6F70229F">
                 <wp:simplePos x="0" y="0"/>
                 <wp:positionH relativeFrom="page">
                   <wp:posOffset>539750</wp:posOffset>
@@ -373,29 +397,34 @@
         <w:spacing w:before="247" w:line="312" w:lineRule="auto"/>
         <w:ind w:left="142" w:right="134" w:firstLine="0"/>
         <w:jc w:val="both"/>
+        <w:rPr>
+          <w:rFonts w:ascii="Arial" w:hAnsi="Arial" w:cs="Arial"/>
+        </w:rPr>
       </w:pPr>
       <w:r>
         <w:rPr>
-          <w:color w:val="333333"/>
-        </w:rPr>
-        <w:t xml:space="preserve">Dedicated and highly organized Customer Service Professional with superior knowledge of the customer service and operations industry. Proven expertise in managing </w:t>
-      </w:r>
-      <w:proofErr w:type="gramStart"/>
-      <w:r>
-        <w:rPr>
-          <w:color w:val="333333"/>
-        </w:rPr>
-        <w:t>pan</w:t>
-      </w:r>
-      <w:proofErr w:type="gramEnd"/>
-      <w:r>
-        <w:rPr>
-          <w:color w:val="333333"/>
-        </w:rPr>
-        <w:t>-India service calls, cross-functional coordination,</w:t>
-      </w:r>
-      <w:r>
-        <w:rPr>
+          <w:rFonts w:ascii="Arial" w:hAnsi="Arial" w:cs="Arial"/>
+          <w:color w:val="333333"/>
+        </w:rPr>
+        <w:t>Dedicated and highly organized Customer Service Professional with superior knowledge of the customer service and operations industry. Proven</w:t>
+      </w:r>
+      <w:r>
+        <w:rPr>
+          <w:rFonts w:ascii="Arial" w:hAnsi="Arial" w:cs="Arial"/>
+          <w:color w:val="333333"/>
+        </w:rPr>
+        <w:t xml:space="preserve"> </w:t>
+      </w:r>
+      <w:r>
+        <w:rPr>
+          <w:rFonts w:ascii="Arial" w:hAnsi="Arial" w:cs="Arial"/>
+          <w:color w:val="333333"/>
+        </w:rPr>
+        <w:t>expertise in managing pan-India service calls, cross-functional coordination,</w:t>
+      </w:r>
+      <w:r>
+        <w:rPr>
+          <w:rFonts w:ascii="Arial" w:hAnsi="Arial" w:cs="Arial"/>
           <w:color w:val="333333"/>
           <w:spacing w:val="-1"/>
         </w:rPr>
@@ -403,12 +432,14 @@
       </w:r>
       <w:r>
         <w:rPr>
+          <w:rFonts w:ascii="Arial" w:hAnsi="Arial" w:cs="Arial"/>
           <w:color w:val="333333"/>
         </w:rPr>
         <w:t>and</w:t>
       </w:r>
       <w:r>
         <w:rPr>
+          <w:rFonts w:ascii="Arial" w:hAnsi="Arial" w:cs="Arial"/>
           <w:color w:val="333333"/>
           <w:spacing w:val="-4"/>
         </w:rPr>
@@ -416,12 +447,14 @@
       </w:r>
       <w:r>
         <w:rPr>
+          <w:rFonts w:ascii="Arial" w:hAnsi="Arial" w:cs="Arial"/>
           <w:color w:val="333333"/>
         </w:rPr>
         <w:t>administrative</w:t>
       </w:r>
       <w:r>
         <w:rPr>
+          <w:rFonts w:ascii="Arial" w:hAnsi="Arial" w:cs="Arial"/>
           <w:color w:val="333333"/>
           <w:spacing w:val="-11"/>
         </w:rPr>
@@ -429,12 +462,14 @@
       </w:r>
       <w:r>
         <w:rPr>
+          <w:rFonts w:ascii="Arial" w:hAnsi="Arial" w:cs="Arial"/>
           <w:color w:val="333333"/>
         </w:rPr>
         <w:t>functions.</w:t>
       </w:r>
       <w:r>
         <w:rPr>
+          <w:rFonts w:ascii="Arial" w:hAnsi="Arial" w:cs="Arial"/>
           <w:color w:val="333333"/>
           <w:spacing w:val="-5"/>
         </w:rPr>
@@ -442,12 +477,14 @@
       </w:r>
       <w:r>
         <w:rPr>
+          <w:rFonts w:ascii="Arial" w:hAnsi="Arial" w:cs="Arial"/>
           <w:color w:val="333333"/>
         </w:rPr>
         <w:t>Committed</w:t>
       </w:r>
       <w:r>
         <w:rPr>
+          <w:rFonts w:ascii="Arial" w:hAnsi="Arial" w:cs="Arial"/>
           <w:color w:val="333333"/>
           <w:spacing w:val="-6"/>
         </w:rPr>
@@ -455,12 +492,14 @@
       </w:r>
       <w:r>
         <w:rPr>
+          <w:rFonts w:ascii="Arial" w:hAnsi="Arial" w:cs="Arial"/>
           <w:color w:val="333333"/>
         </w:rPr>
         <w:t>to</w:t>
       </w:r>
       <w:r>
         <w:rPr>
+          <w:rFonts w:ascii="Arial" w:hAnsi="Arial" w:cs="Arial"/>
           <w:color w:val="333333"/>
           <w:spacing w:val="-7"/>
         </w:rPr>
@@ -468,25 +507,29 @@
       </w:r>
       <w:r>
         <w:rPr>
+          <w:rFonts w:ascii="Arial" w:hAnsi="Arial" w:cs="Arial"/>
           <w:color w:val="333333"/>
         </w:rPr>
         <w:t>leveraging</w:t>
       </w:r>
       <w:r>
         <w:rPr>
-          <w:color w:val="333333"/>
-          <w:spacing w:val="-2"/>
-        </w:rPr>
-        <w:t xml:space="preserve"> </w:t>
-      </w:r>
-      <w:r>
-        <w:rPr>
+          <w:rFonts w:ascii="Arial" w:hAnsi="Arial" w:cs="Arial"/>
+          <w:color w:val="333333"/>
+          <w:spacing w:val="-2"/>
+        </w:rPr>
+        <w:t xml:space="preserve"> </w:t>
+      </w:r>
+      <w:r>
+        <w:rPr>
+          <w:rFonts w:ascii="Arial" w:hAnsi="Arial" w:cs="Arial"/>
           <w:color w:val="333333"/>
         </w:rPr>
         <w:t>strong</w:t>
       </w:r>
       <w:r>
         <w:rPr>
+          <w:rFonts w:ascii="Arial" w:hAnsi="Arial" w:cs="Arial"/>
           <w:color w:val="333333"/>
           <w:spacing w:val="-3"/>
         </w:rPr>
@@ -494,12 +537,14 @@
       </w:r>
       <w:r>
         <w:rPr>
+          <w:rFonts w:ascii="Arial" w:hAnsi="Arial" w:cs="Arial"/>
           <w:color w:val="333333"/>
         </w:rPr>
         <w:t>time-management</w:t>
       </w:r>
       <w:r>
         <w:rPr>
+          <w:rFonts w:ascii="Arial" w:hAnsi="Arial" w:cs="Arial"/>
           <w:color w:val="333333"/>
           <w:spacing w:val="-5"/>
         </w:rPr>
@@ -507,12 +552,14 @@
       </w:r>
       <w:r>
         <w:rPr>
+          <w:rFonts w:ascii="Arial" w:hAnsi="Arial" w:cs="Arial"/>
           <w:color w:val="333333"/>
         </w:rPr>
         <w:t>and</w:t>
       </w:r>
       <w:r>
         <w:rPr>
+          <w:rFonts w:ascii="Arial" w:hAnsi="Arial" w:cs="Arial"/>
           <w:color w:val="333333"/>
           <w:spacing w:val="-8"/>
         </w:rPr>
@@ -520,6 +567,7 @@
       </w:r>
       <w:r>
         <w:rPr>
+          <w:rFonts w:ascii="Arial" w:hAnsi="Arial" w:cs="Arial"/>
           <w:color w:val="333333"/>
         </w:rPr>
         <w:t>multitasking skills to deliver quality care and achieve ultimate customer satisfaction.</w:t>
@@ -544,7 +592,7 @@
         <mc:AlternateContent>
           <mc:Choice Requires="wps">
             <w:drawing>
-              <wp:anchor distT="0" distB="0" distL="0" distR="0" simplePos="0" relativeHeight="15729664" behindDoc="0" locked="0" layoutInCell="1" allowOverlap="1">
+              <wp:anchor distT="0" distB="0" distL="0" distR="0" simplePos="0" relativeHeight="15729664" behindDoc="0" locked="0" layoutInCell="1" allowOverlap="1" wp14:anchorId="3BED2499" wp14:editId="13A1DEB9">
                 <wp:simplePos x="0" y="0"/>
                 <wp:positionH relativeFrom="page">
                   <wp:posOffset>539750</wp:posOffset>
@@ -712,6 +760,7 @@
         <w:ind w:left="142"/>
         <w:jc w:val="both"/>
         <w:rPr>
+          <w:rFonts w:ascii="Arial" w:hAnsi="Arial" w:cs="Arial"/>
           <w:sz w:val="20"/>
         </w:rPr>
       </w:pPr>
@@ -719,6 +768,7 @@
       <w:bookmarkEnd w:id="4"/>
       <w:r>
         <w:rPr>
+          <w:rFonts w:ascii="Arial" w:hAnsi="Arial" w:cs="Arial"/>
           <w:color w:val="7D8B8B"/>
           <w:sz w:val="20"/>
         </w:rPr>
@@ -726,6 +776,7 @@
       </w:r>
       <w:r>
         <w:rPr>
+          <w:rFonts w:ascii="Arial" w:hAnsi="Arial" w:cs="Arial"/>
           <w:color w:val="7D8B8B"/>
           <w:spacing w:val="-14"/>
           <w:sz w:val="20"/>
@@ -734,6 +785,7 @@
       </w:r>
       <w:r>
         <w:rPr>
+          <w:rFonts w:ascii="Arial" w:hAnsi="Arial" w:cs="Arial"/>
           <w:color w:val="7D8B8B"/>
           <w:sz w:val="20"/>
         </w:rPr>
@@ -741,23 +793,24 @@
       </w:r>
       <w:r>
         <w:rPr>
+          <w:rFonts w:ascii="Arial" w:hAnsi="Arial" w:cs="Arial"/>
           <w:color w:val="7D8B8B"/>
           <w:spacing w:val="-12"/>
           <w:sz w:val="20"/>
         </w:rPr>
         <w:t xml:space="preserve"> </w:t>
       </w:r>
-      <w:proofErr w:type="spellStart"/>
-      <w:r>
-        <w:rPr>
+      <w:r>
+        <w:rPr>
+          <w:rFonts w:ascii="Arial" w:hAnsi="Arial" w:cs="Arial"/>
           <w:color w:val="7D8B8B"/>
           <w:sz w:val="20"/>
         </w:rPr>
         <w:t>Pvt</w:t>
       </w:r>
-      <w:proofErr w:type="spellEnd"/>
-      <w:r>
-        <w:rPr>
+      <w:r>
+        <w:rPr>
+          <w:rFonts w:ascii="Arial" w:hAnsi="Arial" w:cs="Arial"/>
           <w:color w:val="7D8B8B"/>
           <w:spacing w:val="-12"/>
           <w:sz w:val="20"/>
@@ -766,6 +819,7 @@
       </w:r>
       <w:r>
         <w:rPr>
+          <w:rFonts w:ascii="Arial" w:hAnsi="Arial" w:cs="Arial"/>
           <w:color w:val="7D8B8B"/>
           <w:sz w:val="20"/>
         </w:rPr>
@@ -773,6 +827,7 @@
       </w:r>
       <w:r>
         <w:rPr>
+          <w:rFonts w:ascii="Arial" w:hAnsi="Arial" w:cs="Arial"/>
           <w:color w:val="7D8B8B"/>
           <w:spacing w:val="-11"/>
           <w:sz w:val="20"/>
@@ -781,6 +836,7 @@
       </w:r>
       <w:r>
         <w:rPr>
+          <w:rFonts w:ascii="Arial" w:hAnsi="Arial" w:cs="Arial"/>
           <w:color w:val="7D8B8B"/>
           <w:sz w:val="20"/>
         </w:rPr>
@@ -788,6 +844,7 @@
       </w:r>
       <w:r>
         <w:rPr>
+          <w:rFonts w:ascii="Arial" w:hAnsi="Arial" w:cs="Arial"/>
           <w:color w:val="7D8B8B"/>
           <w:spacing w:val="-10"/>
           <w:sz w:val="20"/>
@@ -796,6 +853,7 @@
       </w:r>
       <w:r>
         <w:rPr>
+          <w:rFonts w:ascii="Arial" w:hAnsi="Arial" w:cs="Arial"/>
           <w:color w:val="7D8B8B"/>
           <w:sz w:val="20"/>
         </w:rPr>
@@ -803,6 +861,7 @@
       </w:r>
       <w:r>
         <w:rPr>
+          <w:rFonts w:ascii="Arial" w:hAnsi="Arial" w:cs="Arial"/>
           <w:color w:val="7D8B8B"/>
           <w:spacing w:val="-14"/>
           <w:sz w:val="20"/>
@@ -811,6 +870,7 @@
       </w:r>
       <w:r>
         <w:rPr>
+          <w:rFonts w:ascii="Arial" w:hAnsi="Arial" w:cs="Arial"/>
           <w:color w:val="7D8B8B"/>
           <w:sz w:val="20"/>
         </w:rPr>
@@ -818,6 +878,7 @@
       </w:r>
       <w:r>
         <w:rPr>
+          <w:rFonts w:ascii="Arial" w:hAnsi="Arial" w:cs="Arial"/>
           <w:color w:val="7D8B8B"/>
           <w:spacing w:val="-8"/>
           <w:sz w:val="20"/>
@@ -826,6 +887,7 @@
       </w:r>
       <w:r>
         <w:rPr>
+          <w:rFonts w:ascii="Arial" w:hAnsi="Arial" w:cs="Arial"/>
           <w:color w:val="7D8B8B"/>
           <w:sz w:val="20"/>
         </w:rPr>
@@ -833,6 +895,7 @@
       </w:r>
       <w:r>
         <w:rPr>
+          <w:rFonts w:ascii="Arial" w:hAnsi="Arial" w:cs="Arial"/>
           <w:color w:val="7D8B8B"/>
           <w:spacing w:val="-11"/>
           <w:sz w:val="20"/>
@@ -841,6 +904,7 @@
       </w:r>
       <w:r>
         <w:rPr>
+          <w:rFonts w:ascii="Arial" w:hAnsi="Arial" w:cs="Arial"/>
           <w:color w:val="7D8B8B"/>
           <w:sz w:val="20"/>
         </w:rPr>
@@ -848,6 +912,7 @@
       </w:r>
       <w:r>
         <w:rPr>
+          <w:rFonts w:ascii="Arial" w:hAnsi="Arial" w:cs="Arial"/>
           <w:color w:val="7D8B8B"/>
           <w:spacing w:val="-14"/>
           <w:sz w:val="20"/>
@@ -856,6 +921,7 @@
       </w:r>
       <w:r>
         <w:rPr>
+          <w:rFonts w:ascii="Arial" w:hAnsi="Arial" w:cs="Arial"/>
           <w:color w:val="7D8B8B"/>
           <w:sz w:val="20"/>
         </w:rPr>
@@ -863,6 +929,7 @@
       </w:r>
       <w:r>
         <w:rPr>
+          <w:rFonts w:ascii="Arial" w:hAnsi="Arial" w:cs="Arial"/>
           <w:color w:val="7D8B8B"/>
           <w:spacing w:val="-8"/>
           <w:sz w:val="20"/>
@@ -871,6 +938,7 @@
       </w:r>
       <w:r>
         <w:rPr>
+          <w:rFonts w:ascii="Arial" w:hAnsi="Arial" w:cs="Arial"/>
           <w:color w:val="7D8B8B"/>
           <w:spacing w:val="-4"/>
           <w:sz w:val="20"/>
@@ -955,11 +1023,13 @@
         <w:spacing w:before="138"/>
         <w:ind w:hanging="129"/>
         <w:rPr>
+          <w:rFonts w:ascii="Arial" w:hAnsi="Arial" w:cs="Arial"/>
           <w:sz w:val="21"/>
         </w:rPr>
       </w:pPr>
       <w:r>
         <w:rPr>
+          <w:rFonts w:ascii="Arial" w:hAnsi="Arial" w:cs="Arial"/>
           <w:color w:val="333333"/>
           <w:spacing w:val="-2"/>
           <w:sz w:val="21"/>
@@ -968,6 +1038,7 @@
       </w:r>
       <w:r>
         <w:rPr>
+          <w:rFonts w:ascii="Arial" w:hAnsi="Arial" w:cs="Arial"/>
           <w:color w:val="333333"/>
           <w:spacing w:val="-8"/>
           <w:sz w:val="21"/>
@@ -976,6 +1047,7 @@
       </w:r>
       <w:r>
         <w:rPr>
+          <w:rFonts w:ascii="Arial" w:hAnsi="Arial" w:cs="Arial"/>
           <w:color w:val="333333"/>
           <w:spacing w:val="-2"/>
           <w:sz w:val="21"/>
@@ -984,6 +1056,7 @@
       </w:r>
       <w:r>
         <w:rPr>
+          <w:rFonts w:ascii="Arial" w:hAnsi="Arial" w:cs="Arial"/>
           <w:color w:val="333333"/>
           <w:spacing w:val="2"/>
           <w:sz w:val="21"/>
@@ -992,6 +1065,7 @@
       </w:r>
       <w:r>
         <w:rPr>
+          <w:rFonts w:ascii="Arial" w:hAnsi="Arial" w:cs="Arial"/>
           <w:color w:val="333333"/>
           <w:spacing w:val="-2"/>
           <w:sz w:val="21"/>
@@ -1000,6 +1074,7 @@
       </w:r>
       <w:r>
         <w:rPr>
+          <w:rFonts w:ascii="Arial" w:hAnsi="Arial" w:cs="Arial"/>
           <w:color w:val="333333"/>
           <w:spacing w:val="-4"/>
           <w:sz w:val="21"/>
@@ -1008,6 +1083,7 @@
       </w:r>
       <w:r>
         <w:rPr>
+          <w:rFonts w:ascii="Arial" w:hAnsi="Arial" w:cs="Arial"/>
           <w:color w:val="333333"/>
           <w:spacing w:val="-2"/>
           <w:sz w:val="21"/>
@@ -1016,6 +1092,7 @@
       </w:r>
       <w:r>
         <w:rPr>
+          <w:rFonts w:ascii="Arial" w:hAnsi="Arial" w:cs="Arial"/>
           <w:color w:val="333333"/>
           <w:spacing w:val="-7"/>
           <w:sz w:val="21"/>
@@ -1024,6 +1101,7 @@
       </w:r>
       <w:r>
         <w:rPr>
+          <w:rFonts w:ascii="Arial" w:hAnsi="Arial" w:cs="Arial"/>
           <w:color w:val="333333"/>
           <w:spacing w:val="-2"/>
           <w:sz w:val="21"/>
@@ -1032,6 +1110,7 @@
       </w:r>
       <w:r>
         <w:rPr>
+          <w:rFonts w:ascii="Arial" w:hAnsi="Arial" w:cs="Arial"/>
           <w:color w:val="333333"/>
           <w:spacing w:val="-5"/>
           <w:sz w:val="21"/>
@@ -1040,6 +1119,7 @@
       </w:r>
       <w:r>
         <w:rPr>
+          <w:rFonts w:ascii="Arial" w:hAnsi="Arial" w:cs="Arial"/>
           <w:color w:val="333333"/>
           <w:spacing w:val="-2"/>
           <w:sz w:val="21"/>
@@ -1048,6 +1128,7 @@
       </w:r>
       <w:r>
         <w:rPr>
+          <w:rFonts w:ascii="Arial" w:hAnsi="Arial" w:cs="Arial"/>
           <w:color w:val="333333"/>
           <w:spacing w:val="-4"/>
           <w:sz w:val="21"/>
@@ -1056,32 +1137,16 @@
       </w:r>
       <w:r>
         <w:rPr>
-          <w:color w:val="333333"/>
-          <w:spacing w:val="-2"/>
-          <w:sz w:val="21"/>
-        </w:rPr>
-        <w:t xml:space="preserve">for </w:t>
-      </w:r>
-      <w:proofErr w:type="gramStart"/>
-      <w:r>
-        <w:rPr>
-          <w:color w:val="333333"/>
-          <w:spacing w:val="-2"/>
-          <w:sz w:val="21"/>
-        </w:rPr>
-        <w:t>pan</w:t>
-      </w:r>
-      <w:proofErr w:type="gramEnd"/>
-      <w:r>
-        <w:rPr>
-          <w:color w:val="333333"/>
-          <w:spacing w:val="-2"/>
-          <w:sz w:val="21"/>
-        </w:rPr>
-        <w:t>-India</w:t>
-      </w:r>
-      <w:r>
-        <w:rPr>
+          <w:rFonts w:ascii="Arial" w:hAnsi="Arial" w:cs="Arial"/>
+          <w:color w:val="333333"/>
+          <w:spacing w:val="-2"/>
+          <w:sz w:val="21"/>
+        </w:rPr>
+        <w:t>for pan-India</w:t>
+      </w:r>
+      <w:r>
+        <w:rPr>
+          <w:rFonts w:ascii="Arial" w:hAnsi="Arial" w:cs="Arial"/>
           <w:color w:val="333333"/>
           <w:spacing w:val="-6"/>
           <w:sz w:val="21"/>
@@ -1090,6 +1155,7 @@
       </w:r>
       <w:r>
         <w:rPr>
+          <w:rFonts w:ascii="Arial" w:hAnsi="Arial" w:cs="Arial"/>
           <w:color w:val="333333"/>
           <w:spacing w:val="-2"/>
           <w:sz w:val="21"/>
@@ -1109,11 +1175,13 @@
         </w:tabs>
         <w:ind w:hanging="129"/>
         <w:rPr>
+          <w:rFonts w:ascii="Arial" w:hAnsi="Arial" w:cs="Arial"/>
           <w:sz w:val="21"/>
         </w:rPr>
       </w:pPr>
       <w:r>
         <w:rPr>
+          <w:rFonts w:ascii="Arial" w:hAnsi="Arial" w:cs="Arial"/>
           <w:color w:val="333333"/>
           <w:spacing w:val="-2"/>
           <w:sz w:val="21"/>
@@ -1122,6 +1190,7 @@
       </w:r>
       <w:r>
         <w:rPr>
+          <w:rFonts w:ascii="Arial" w:hAnsi="Arial" w:cs="Arial"/>
           <w:color w:val="333333"/>
           <w:spacing w:val="-1"/>
           <w:sz w:val="21"/>
@@ -1130,6 +1199,7 @@
       </w:r>
       <w:r>
         <w:rPr>
+          <w:rFonts w:ascii="Arial" w:hAnsi="Arial" w:cs="Arial"/>
           <w:color w:val="333333"/>
           <w:spacing w:val="-2"/>
           <w:sz w:val="21"/>
@@ -1138,6 +1208,7 @@
       </w:r>
       <w:r>
         <w:rPr>
+          <w:rFonts w:ascii="Arial" w:hAnsi="Arial" w:cs="Arial"/>
           <w:color w:val="333333"/>
           <w:spacing w:val="3"/>
           <w:sz w:val="21"/>
@@ -1146,6 +1217,7 @@
       </w:r>
       <w:r>
         <w:rPr>
+          <w:rFonts w:ascii="Arial" w:hAnsi="Arial" w:cs="Arial"/>
           <w:color w:val="333333"/>
           <w:spacing w:val="-2"/>
           <w:sz w:val="21"/>
@@ -1154,6 +1226,7 @@
       </w:r>
       <w:r>
         <w:rPr>
+          <w:rFonts w:ascii="Arial" w:hAnsi="Arial" w:cs="Arial"/>
           <w:color w:val="333333"/>
           <w:spacing w:val="-3"/>
           <w:sz w:val="21"/>
@@ -1162,6 +1235,7 @@
       </w:r>
       <w:r>
         <w:rPr>
+          <w:rFonts w:ascii="Arial" w:hAnsi="Arial" w:cs="Arial"/>
           <w:color w:val="333333"/>
           <w:spacing w:val="-2"/>
           <w:sz w:val="21"/>
@@ -1170,6 +1244,7 @@
       </w:r>
       <w:r>
         <w:rPr>
+          <w:rFonts w:ascii="Arial" w:hAnsi="Arial" w:cs="Arial"/>
           <w:color w:val="333333"/>
           <w:spacing w:val="-6"/>
           <w:sz w:val="21"/>
@@ -1178,6 +1253,7 @@
       </w:r>
       <w:r>
         <w:rPr>
+          <w:rFonts w:ascii="Arial" w:hAnsi="Arial" w:cs="Arial"/>
           <w:color w:val="333333"/>
           <w:spacing w:val="-2"/>
           <w:sz w:val="21"/>
@@ -1186,6 +1262,7 @@
       </w:r>
       <w:r>
         <w:rPr>
+          <w:rFonts w:ascii="Arial" w:hAnsi="Arial" w:cs="Arial"/>
           <w:color w:val="333333"/>
           <w:spacing w:val="1"/>
           <w:sz w:val="21"/>
@@ -1194,6 +1271,7 @@
       </w:r>
       <w:r>
         <w:rPr>
+          <w:rFonts w:ascii="Arial" w:hAnsi="Arial" w:cs="Arial"/>
           <w:color w:val="333333"/>
           <w:spacing w:val="-2"/>
           <w:sz w:val="21"/>
@@ -1202,6 +1280,7 @@
       </w:r>
       <w:r>
         <w:rPr>
+          <w:rFonts w:ascii="Arial" w:hAnsi="Arial" w:cs="Arial"/>
           <w:color w:val="333333"/>
           <w:spacing w:val="-7"/>
           <w:sz w:val="21"/>
@@ -1210,6 +1289,7 @@
       </w:r>
       <w:r>
         <w:rPr>
+          <w:rFonts w:ascii="Arial" w:hAnsi="Arial" w:cs="Arial"/>
           <w:color w:val="333333"/>
           <w:spacing w:val="-2"/>
           <w:sz w:val="21"/>
@@ -1218,6 +1298,7 @@
       </w:r>
       <w:r>
         <w:rPr>
+          <w:rFonts w:ascii="Arial" w:hAnsi="Arial" w:cs="Arial"/>
           <w:color w:val="333333"/>
           <w:spacing w:val="-7"/>
           <w:sz w:val="21"/>
@@ -1226,6 +1307,7 @@
       </w:r>
       <w:r>
         <w:rPr>
+          <w:rFonts w:ascii="Arial" w:hAnsi="Arial" w:cs="Arial"/>
           <w:color w:val="333333"/>
           <w:spacing w:val="-2"/>
           <w:sz w:val="21"/>
@@ -1234,6 +1316,7 @@
       </w:r>
       <w:r>
         <w:rPr>
+          <w:rFonts w:ascii="Arial" w:hAnsi="Arial" w:cs="Arial"/>
           <w:color w:val="333333"/>
           <w:spacing w:val="-1"/>
           <w:sz w:val="21"/>
@@ -1242,6 +1325,7 @@
       </w:r>
       <w:r>
         <w:rPr>
+          <w:rFonts w:ascii="Arial" w:hAnsi="Arial" w:cs="Arial"/>
           <w:color w:val="333333"/>
           <w:spacing w:val="-2"/>
           <w:sz w:val="21"/>
@@ -1261,11 +1345,13 @@
         </w:tabs>
         <w:ind w:hanging="129"/>
         <w:rPr>
+          <w:rFonts w:ascii="Arial" w:hAnsi="Arial" w:cs="Arial"/>
           <w:sz w:val="21"/>
         </w:rPr>
       </w:pPr>
       <w:r>
         <w:rPr>
+          <w:rFonts w:ascii="Arial" w:hAnsi="Arial" w:cs="Arial"/>
           <w:color w:val="333333"/>
           <w:spacing w:val="-2"/>
           <w:sz w:val="21"/>
@@ -1274,6 +1360,7 @@
       </w:r>
       <w:r>
         <w:rPr>
+          <w:rFonts w:ascii="Arial" w:hAnsi="Arial" w:cs="Arial"/>
           <w:color w:val="333333"/>
           <w:spacing w:val="-5"/>
           <w:sz w:val="21"/>
@@ -1282,6 +1369,7 @@
       </w:r>
       <w:r>
         <w:rPr>
+          <w:rFonts w:ascii="Arial" w:hAnsi="Arial" w:cs="Arial"/>
           <w:color w:val="333333"/>
           <w:spacing w:val="-2"/>
           <w:sz w:val="21"/>
@@ -1290,6 +1378,7 @@
       </w:r>
       <w:r>
         <w:rPr>
+          <w:rFonts w:ascii="Arial" w:hAnsi="Arial" w:cs="Arial"/>
           <w:color w:val="333333"/>
           <w:spacing w:val="-4"/>
           <w:sz w:val="21"/>
@@ -1298,6 +1387,7 @@
       </w:r>
       <w:r>
         <w:rPr>
+          <w:rFonts w:ascii="Arial" w:hAnsi="Arial" w:cs="Arial"/>
           <w:color w:val="333333"/>
           <w:spacing w:val="-2"/>
           <w:sz w:val="21"/>
@@ -1306,13 +1396,15 @@
       </w:r>
       <w:r>
         <w:rPr>
-          <w:color w:val="333333"/>
-          <w:sz w:val="21"/>
-        </w:rPr>
-        <w:t xml:space="preserve"> </w:t>
-      </w:r>
-      <w:r>
-        <w:rPr>
+          <w:rFonts w:ascii="Arial" w:hAnsi="Arial" w:cs="Arial"/>
+          <w:color w:val="333333"/>
+          <w:sz w:val="21"/>
+        </w:rPr>
+        <w:t xml:space="preserve"> </w:t>
+      </w:r>
+      <w:r>
+        <w:rPr>
+          <w:rFonts w:ascii="Arial" w:hAnsi="Arial" w:cs="Arial"/>
           <w:color w:val="333333"/>
           <w:spacing w:val="-2"/>
           <w:sz w:val="21"/>
@@ -1321,6 +1413,7 @@
       </w:r>
       <w:r>
         <w:rPr>
+          <w:rFonts w:ascii="Arial" w:hAnsi="Arial" w:cs="Arial"/>
           <w:color w:val="333333"/>
           <w:spacing w:val="-5"/>
           <w:sz w:val="21"/>
@@ -1329,6 +1422,7 @@
       </w:r>
       <w:r>
         <w:rPr>
+          <w:rFonts w:ascii="Arial" w:hAnsi="Arial" w:cs="Arial"/>
           <w:color w:val="333333"/>
           <w:spacing w:val="-2"/>
           <w:sz w:val="21"/>
@@ -1337,6 +1431,7 @@
       </w:r>
       <w:r>
         <w:rPr>
+          <w:rFonts w:ascii="Arial" w:hAnsi="Arial" w:cs="Arial"/>
           <w:color w:val="333333"/>
           <w:spacing w:val="-4"/>
           <w:sz w:val="21"/>
@@ -1345,6 +1440,7 @@
       </w:r>
       <w:r>
         <w:rPr>
+          <w:rFonts w:ascii="Arial" w:hAnsi="Arial" w:cs="Arial"/>
           <w:color w:val="333333"/>
           <w:spacing w:val="-2"/>
           <w:sz w:val="21"/>
@@ -1353,6 +1449,7 @@
       </w:r>
       <w:r>
         <w:rPr>
+          <w:rFonts w:ascii="Arial" w:hAnsi="Arial" w:cs="Arial"/>
           <w:color w:val="333333"/>
           <w:spacing w:val="-5"/>
           <w:sz w:val="21"/>
@@ -1361,6 +1458,7 @@
       </w:r>
       <w:r>
         <w:rPr>
+          <w:rFonts w:ascii="Arial" w:hAnsi="Arial" w:cs="Arial"/>
           <w:color w:val="333333"/>
           <w:spacing w:val="-2"/>
           <w:sz w:val="21"/>
@@ -1369,6 +1467,7 @@
       </w:r>
       <w:r>
         <w:rPr>
+          <w:rFonts w:ascii="Arial" w:hAnsi="Arial" w:cs="Arial"/>
           <w:color w:val="333333"/>
           <w:spacing w:val="-3"/>
           <w:sz w:val="21"/>
@@ -1377,6 +1476,7 @@
       </w:r>
       <w:r>
         <w:rPr>
+          <w:rFonts w:ascii="Arial" w:hAnsi="Arial" w:cs="Arial"/>
           <w:color w:val="333333"/>
           <w:spacing w:val="-2"/>
           <w:sz w:val="21"/>
@@ -1396,11 +1496,13 @@
         </w:tabs>
         <w:ind w:hanging="129"/>
         <w:rPr>
+          <w:rFonts w:ascii="Arial" w:hAnsi="Arial" w:cs="Arial"/>
           <w:sz w:val="21"/>
         </w:rPr>
       </w:pPr>
       <w:r>
         <w:rPr>
+          <w:rFonts w:ascii="Arial" w:hAnsi="Arial" w:cs="Arial"/>
           <w:color w:val="333333"/>
           <w:sz w:val="21"/>
         </w:rPr>
@@ -1408,6 +1510,7 @@
       </w:r>
       <w:r>
         <w:rPr>
+          <w:rFonts w:ascii="Arial" w:hAnsi="Arial" w:cs="Arial"/>
           <w:color w:val="333333"/>
           <w:spacing w:val="-14"/>
           <w:sz w:val="21"/>
@@ -1416,6 +1519,7 @@
       </w:r>
       <w:r>
         <w:rPr>
+          <w:rFonts w:ascii="Arial" w:hAnsi="Arial" w:cs="Arial"/>
           <w:color w:val="333333"/>
           <w:sz w:val="21"/>
         </w:rPr>
@@ -1423,6 +1527,7 @@
       </w:r>
       <w:r>
         <w:rPr>
+          <w:rFonts w:ascii="Arial" w:hAnsi="Arial" w:cs="Arial"/>
           <w:color w:val="333333"/>
           <w:spacing w:val="-14"/>
           <w:sz w:val="21"/>
@@ -1431,6 +1536,7 @@
       </w:r>
       <w:r>
         <w:rPr>
+          <w:rFonts w:ascii="Arial" w:hAnsi="Arial" w:cs="Arial"/>
           <w:color w:val="333333"/>
           <w:sz w:val="21"/>
         </w:rPr>
@@ -1438,6 +1544,7 @@
       </w:r>
       <w:r>
         <w:rPr>
+          <w:rFonts w:ascii="Arial" w:hAnsi="Arial" w:cs="Arial"/>
           <w:color w:val="333333"/>
           <w:spacing w:val="-13"/>
           <w:sz w:val="21"/>
@@ -1446,6 +1553,7 @@
       </w:r>
       <w:r>
         <w:rPr>
+          <w:rFonts w:ascii="Arial" w:hAnsi="Arial" w:cs="Arial"/>
           <w:color w:val="333333"/>
           <w:sz w:val="21"/>
         </w:rPr>
@@ -1453,6 +1561,7 @@
       </w:r>
       <w:r>
         <w:rPr>
+          <w:rFonts w:ascii="Arial" w:hAnsi="Arial" w:cs="Arial"/>
           <w:color w:val="333333"/>
           <w:spacing w:val="-13"/>
           <w:sz w:val="21"/>
@@ -1461,6 +1570,7 @@
       </w:r>
       <w:r>
         <w:rPr>
+          <w:rFonts w:ascii="Arial" w:hAnsi="Arial" w:cs="Arial"/>
           <w:color w:val="333333"/>
           <w:sz w:val="21"/>
         </w:rPr>
@@ -1468,6 +1578,7 @@
       </w:r>
       <w:r>
         <w:rPr>
+          <w:rFonts w:ascii="Arial" w:hAnsi="Arial" w:cs="Arial"/>
           <w:color w:val="333333"/>
           <w:spacing w:val="-13"/>
           <w:sz w:val="21"/>
@@ -1476,6 +1587,7 @@
       </w:r>
       <w:r>
         <w:rPr>
+          <w:rFonts w:ascii="Arial" w:hAnsi="Arial" w:cs="Arial"/>
           <w:color w:val="333333"/>
           <w:sz w:val="21"/>
         </w:rPr>
@@ -1483,6 +1595,7 @@
       </w:r>
       <w:r>
         <w:rPr>
+          <w:rFonts w:ascii="Arial" w:hAnsi="Arial" w:cs="Arial"/>
           <w:color w:val="333333"/>
           <w:spacing w:val="-10"/>
           <w:sz w:val="21"/>
@@ -1491,6 +1604,7 @@
       </w:r>
       <w:r>
         <w:rPr>
+          <w:rFonts w:ascii="Arial" w:hAnsi="Arial" w:cs="Arial"/>
           <w:color w:val="333333"/>
           <w:sz w:val="21"/>
         </w:rPr>
@@ -1498,6 +1612,7 @@
       </w:r>
       <w:r>
         <w:rPr>
+          <w:rFonts w:ascii="Arial" w:hAnsi="Arial" w:cs="Arial"/>
           <w:color w:val="333333"/>
           <w:spacing w:val="-11"/>
           <w:sz w:val="21"/>
@@ -1506,6 +1621,7 @@
       </w:r>
       <w:r>
         <w:rPr>
+          <w:rFonts w:ascii="Arial" w:hAnsi="Arial" w:cs="Arial"/>
           <w:color w:val="333333"/>
           <w:sz w:val="21"/>
         </w:rPr>
@@ -1513,6 +1629,7 @@
       </w:r>
       <w:r>
         <w:rPr>
+          <w:rFonts w:ascii="Arial" w:hAnsi="Arial" w:cs="Arial"/>
           <w:color w:val="333333"/>
           <w:spacing w:val="-13"/>
           <w:sz w:val="21"/>
@@ -1521,6 +1638,7 @@
       </w:r>
       <w:r>
         <w:rPr>
+          <w:rFonts w:ascii="Arial" w:hAnsi="Arial" w:cs="Arial"/>
           <w:color w:val="333333"/>
           <w:sz w:val="21"/>
         </w:rPr>
@@ -1528,6 +1646,7 @@
       </w:r>
       <w:r>
         <w:rPr>
+          <w:rFonts w:ascii="Arial" w:hAnsi="Arial" w:cs="Arial"/>
           <w:color w:val="333333"/>
           <w:spacing w:val="-13"/>
           <w:sz w:val="21"/>
@@ -1536,6 +1655,7 @@
       </w:r>
       <w:r>
         <w:rPr>
+          <w:rFonts w:ascii="Arial" w:hAnsi="Arial" w:cs="Arial"/>
           <w:color w:val="333333"/>
           <w:sz w:val="21"/>
         </w:rPr>
@@ -1543,6 +1663,7 @@
       </w:r>
       <w:r>
         <w:rPr>
+          <w:rFonts w:ascii="Arial" w:hAnsi="Arial" w:cs="Arial"/>
           <w:color w:val="333333"/>
           <w:spacing w:val="-10"/>
           <w:sz w:val="21"/>
@@ -1551,6 +1672,7 @@
       </w:r>
       <w:r>
         <w:rPr>
+          <w:rFonts w:ascii="Arial" w:hAnsi="Arial" w:cs="Arial"/>
           <w:color w:val="333333"/>
           <w:sz w:val="21"/>
         </w:rPr>
@@ -1558,6 +1680,7 @@
       </w:r>
       <w:r>
         <w:rPr>
+          <w:rFonts w:ascii="Arial" w:hAnsi="Arial" w:cs="Arial"/>
           <w:color w:val="333333"/>
           <w:spacing w:val="-14"/>
           <w:sz w:val="21"/>
@@ -1566,6 +1689,7 @@
       </w:r>
       <w:r>
         <w:rPr>
+          <w:rFonts w:ascii="Arial" w:hAnsi="Arial" w:cs="Arial"/>
           <w:color w:val="333333"/>
           <w:sz w:val="21"/>
         </w:rPr>
@@ -1573,6 +1697,7 @@
       </w:r>
       <w:r>
         <w:rPr>
+          <w:rFonts w:ascii="Arial" w:hAnsi="Arial" w:cs="Arial"/>
           <w:color w:val="333333"/>
           <w:spacing w:val="-13"/>
           <w:sz w:val="21"/>
@@ -1581,6 +1706,7 @@
       </w:r>
       <w:r>
         <w:rPr>
+          <w:rFonts w:ascii="Arial" w:hAnsi="Arial" w:cs="Arial"/>
           <w:color w:val="333333"/>
           <w:sz w:val="21"/>
         </w:rPr>
@@ -1588,6 +1714,7 @@
       </w:r>
       <w:r>
         <w:rPr>
+          <w:rFonts w:ascii="Arial" w:hAnsi="Arial" w:cs="Arial"/>
           <w:color w:val="333333"/>
           <w:spacing w:val="-8"/>
           <w:sz w:val="21"/>
@@ -1596,6 +1723,7 @@
       </w:r>
       <w:r>
         <w:rPr>
+          <w:rFonts w:ascii="Arial" w:hAnsi="Arial" w:cs="Arial"/>
           <w:color w:val="333333"/>
           <w:spacing w:val="-2"/>
           <w:sz w:val="21"/>
@@ -1616,11 +1744,13 @@
         <w:spacing w:before="138"/>
         <w:ind w:hanging="129"/>
         <w:rPr>
+          <w:rFonts w:ascii="Arial" w:hAnsi="Arial" w:cs="Arial"/>
           <w:sz w:val="21"/>
         </w:rPr>
       </w:pPr>
       <w:r>
         <w:rPr>
+          <w:rFonts w:ascii="Arial" w:hAnsi="Arial" w:cs="Arial"/>
           <w:color w:val="333333"/>
           <w:sz w:val="21"/>
         </w:rPr>
@@ -1628,6 +1758,7 @@
       </w:r>
       <w:r>
         <w:rPr>
+          <w:rFonts w:ascii="Arial" w:hAnsi="Arial" w:cs="Arial"/>
           <w:color w:val="333333"/>
           <w:spacing w:val="-17"/>
           <w:sz w:val="21"/>
@@ -1636,6 +1767,7 @@
       </w:r>
       <w:r>
         <w:rPr>
+          <w:rFonts w:ascii="Arial" w:hAnsi="Arial" w:cs="Arial"/>
           <w:color w:val="333333"/>
           <w:sz w:val="21"/>
         </w:rPr>
@@ -1643,6 +1775,7 @@
       </w:r>
       <w:r>
         <w:rPr>
+          <w:rFonts w:ascii="Arial" w:hAnsi="Arial" w:cs="Arial"/>
           <w:color w:val="333333"/>
           <w:spacing w:val="-15"/>
           <w:sz w:val="21"/>
@@ -1651,6 +1784,7 @@
       </w:r>
       <w:r>
         <w:rPr>
+          <w:rFonts w:ascii="Arial" w:hAnsi="Arial" w:cs="Arial"/>
           <w:color w:val="333333"/>
           <w:sz w:val="21"/>
         </w:rPr>
@@ -1658,6 +1792,7 @@
       </w:r>
       <w:r>
         <w:rPr>
+          <w:rFonts w:ascii="Arial" w:hAnsi="Arial" w:cs="Arial"/>
           <w:color w:val="333333"/>
           <w:spacing w:val="-15"/>
           <w:sz w:val="21"/>
@@ -1666,6 +1801,7 @@
       </w:r>
       <w:r>
         <w:rPr>
+          <w:rFonts w:ascii="Arial" w:hAnsi="Arial" w:cs="Arial"/>
           <w:color w:val="333333"/>
           <w:sz w:val="21"/>
         </w:rPr>
@@ -1673,6 +1809,7 @@
       </w:r>
       <w:r>
         <w:rPr>
+          <w:rFonts w:ascii="Arial" w:hAnsi="Arial" w:cs="Arial"/>
           <w:color w:val="333333"/>
           <w:spacing w:val="-14"/>
           <w:sz w:val="21"/>
@@ -1681,6 +1818,7 @@
       </w:r>
       <w:r>
         <w:rPr>
+          <w:rFonts w:ascii="Arial" w:hAnsi="Arial" w:cs="Arial"/>
           <w:color w:val="333333"/>
           <w:sz w:val="21"/>
         </w:rPr>
@@ -1688,6 +1826,7 @@
       </w:r>
       <w:r>
         <w:rPr>
+          <w:rFonts w:ascii="Arial" w:hAnsi="Arial" w:cs="Arial"/>
           <w:color w:val="333333"/>
           <w:spacing w:val="-15"/>
           <w:sz w:val="21"/>
@@ -1696,6 +1835,7 @@
       </w:r>
       <w:r>
         <w:rPr>
+          <w:rFonts w:ascii="Arial" w:hAnsi="Arial" w:cs="Arial"/>
           <w:color w:val="333333"/>
           <w:sz w:val="21"/>
         </w:rPr>
@@ -1703,6 +1843,7 @@
       </w:r>
       <w:r>
         <w:rPr>
+          <w:rFonts w:ascii="Arial" w:hAnsi="Arial" w:cs="Arial"/>
           <w:color w:val="333333"/>
           <w:spacing w:val="-14"/>
           <w:sz w:val="21"/>
@@ -1711,6 +1852,7 @@
       </w:r>
       <w:r>
         <w:rPr>
+          <w:rFonts w:ascii="Arial" w:hAnsi="Arial" w:cs="Arial"/>
           <w:color w:val="333333"/>
           <w:sz w:val="21"/>
         </w:rPr>
@@ -1718,6 +1860,7 @@
       </w:r>
       <w:r>
         <w:rPr>
+          <w:rFonts w:ascii="Arial" w:hAnsi="Arial" w:cs="Arial"/>
           <w:color w:val="333333"/>
           <w:spacing w:val="-15"/>
           <w:sz w:val="21"/>
@@ -1726,6 +1869,7 @@
       </w:r>
       <w:r>
         <w:rPr>
+          <w:rFonts w:ascii="Arial" w:hAnsi="Arial" w:cs="Arial"/>
           <w:color w:val="333333"/>
           <w:sz w:val="21"/>
         </w:rPr>
@@ -1733,6 +1877,7 @@
       </w:r>
       <w:r>
         <w:rPr>
+          <w:rFonts w:ascii="Arial" w:hAnsi="Arial" w:cs="Arial"/>
           <w:color w:val="333333"/>
           <w:spacing w:val="-15"/>
           <w:sz w:val="21"/>
@@ -1741,6 +1886,7 @@
       </w:r>
       <w:r>
         <w:rPr>
+          <w:rFonts w:ascii="Arial" w:hAnsi="Arial" w:cs="Arial"/>
           <w:color w:val="333333"/>
           <w:sz w:val="21"/>
         </w:rPr>
@@ -1748,6 +1894,7 @@
       </w:r>
       <w:r>
         <w:rPr>
+          <w:rFonts w:ascii="Arial" w:hAnsi="Arial" w:cs="Arial"/>
           <w:color w:val="333333"/>
           <w:spacing w:val="-12"/>
           <w:sz w:val="21"/>
@@ -1756,6 +1903,7 @@
       </w:r>
       <w:r>
         <w:rPr>
+          <w:rFonts w:ascii="Arial" w:hAnsi="Arial" w:cs="Arial"/>
           <w:color w:val="333333"/>
           <w:sz w:val="21"/>
         </w:rPr>
@@ -1763,6 +1911,7 @@
       </w:r>
       <w:r>
         <w:rPr>
+          <w:rFonts w:ascii="Arial" w:hAnsi="Arial" w:cs="Arial"/>
           <w:color w:val="333333"/>
           <w:spacing w:val="-14"/>
           <w:sz w:val="21"/>
@@ -1771,6 +1920,7 @@
       </w:r>
       <w:r>
         <w:rPr>
+          <w:rFonts w:ascii="Arial" w:hAnsi="Arial" w:cs="Arial"/>
           <w:color w:val="333333"/>
           <w:sz w:val="21"/>
         </w:rPr>
@@ -1778,6 +1928,7 @@
       </w:r>
       <w:r>
         <w:rPr>
+          <w:rFonts w:ascii="Arial" w:hAnsi="Arial" w:cs="Arial"/>
           <w:color w:val="333333"/>
           <w:spacing w:val="-12"/>
           <w:sz w:val="21"/>
@@ -1786,6 +1937,7 @@
       </w:r>
       <w:r>
         <w:rPr>
+          <w:rFonts w:ascii="Arial" w:hAnsi="Arial" w:cs="Arial"/>
           <w:color w:val="333333"/>
           <w:sz w:val="21"/>
         </w:rPr>
@@ -1793,6 +1945,7 @@
       </w:r>
       <w:r>
         <w:rPr>
+          <w:rFonts w:ascii="Arial" w:hAnsi="Arial" w:cs="Arial"/>
           <w:color w:val="333333"/>
           <w:spacing w:val="-13"/>
           <w:sz w:val="21"/>
@@ -1801,6 +1954,7 @@
       </w:r>
       <w:r>
         <w:rPr>
+          <w:rFonts w:ascii="Arial" w:hAnsi="Arial" w:cs="Arial"/>
           <w:color w:val="333333"/>
           <w:sz w:val="21"/>
         </w:rPr>
@@ -1808,6 +1962,7 @@
       </w:r>
       <w:r>
         <w:rPr>
+          <w:rFonts w:ascii="Arial" w:hAnsi="Arial" w:cs="Arial"/>
           <w:color w:val="333333"/>
           <w:spacing w:val="-15"/>
           <w:sz w:val="21"/>
@@ -1816,6 +1971,7 @@
       </w:r>
       <w:r>
         <w:rPr>
+          <w:rFonts w:ascii="Arial" w:hAnsi="Arial" w:cs="Arial"/>
           <w:color w:val="333333"/>
           <w:sz w:val="21"/>
         </w:rPr>
@@ -1823,6 +1979,7 @@
       </w:r>
       <w:r>
         <w:rPr>
+          <w:rFonts w:ascii="Arial" w:hAnsi="Arial" w:cs="Arial"/>
           <w:color w:val="333333"/>
           <w:spacing w:val="-12"/>
           <w:sz w:val="21"/>
@@ -1831,6 +1988,7 @@
       </w:r>
       <w:r>
         <w:rPr>
+          <w:rFonts w:ascii="Arial" w:hAnsi="Arial" w:cs="Arial"/>
           <w:color w:val="333333"/>
           <w:spacing w:val="-2"/>
           <w:sz w:val="21"/>
@@ -1892,11 +2050,13 @@
         <w:spacing w:before="138"/>
         <w:ind w:hanging="129"/>
         <w:rPr>
+          <w:rFonts w:ascii="Arial" w:hAnsi="Arial" w:cs="Arial"/>
           <w:sz w:val="21"/>
         </w:rPr>
       </w:pPr>
       <w:r>
         <w:rPr>
+          <w:rFonts w:ascii="Arial" w:hAnsi="Arial" w:cs="Arial"/>
           <w:color w:val="333333"/>
           <w:sz w:val="21"/>
         </w:rPr>
@@ -1904,6 +2064,7 @@
       </w:r>
       <w:r>
         <w:rPr>
+          <w:rFonts w:ascii="Arial" w:hAnsi="Arial" w:cs="Arial"/>
           <w:color w:val="333333"/>
           <w:spacing w:val="-17"/>
           <w:sz w:val="21"/>
@@ -1912,6 +2073,7 @@
       </w:r>
       <w:r>
         <w:rPr>
+          <w:rFonts w:ascii="Arial" w:hAnsi="Arial" w:cs="Arial"/>
           <w:color w:val="333333"/>
           <w:sz w:val="21"/>
         </w:rPr>
@@ -1919,6 +2081,7 @@
       </w:r>
       <w:r>
         <w:rPr>
+          <w:rFonts w:ascii="Arial" w:hAnsi="Arial" w:cs="Arial"/>
           <w:color w:val="333333"/>
           <w:spacing w:val="-12"/>
           <w:sz w:val="21"/>
@@ -1927,6 +2090,7 @@
       </w:r>
       <w:r>
         <w:rPr>
+          <w:rFonts w:ascii="Arial" w:hAnsi="Arial" w:cs="Arial"/>
           <w:color w:val="333333"/>
           <w:sz w:val="21"/>
         </w:rPr>
@@ -1934,6 +2098,7 @@
       </w:r>
       <w:r>
         <w:rPr>
+          <w:rFonts w:ascii="Arial" w:hAnsi="Arial" w:cs="Arial"/>
           <w:color w:val="333333"/>
           <w:spacing w:val="-12"/>
           <w:sz w:val="21"/>
@@ -1942,6 +2107,7 @@
       </w:r>
       <w:r>
         <w:rPr>
+          <w:rFonts w:ascii="Arial" w:hAnsi="Arial" w:cs="Arial"/>
           <w:color w:val="333333"/>
           <w:sz w:val="21"/>
         </w:rPr>
@@ -1949,6 +2115,7 @@
       </w:r>
       <w:r>
         <w:rPr>
+          <w:rFonts w:ascii="Arial" w:hAnsi="Arial" w:cs="Arial"/>
           <w:color w:val="333333"/>
           <w:spacing w:val="-12"/>
           <w:sz w:val="21"/>
@@ -1957,6 +2124,7 @@
       </w:r>
       <w:r>
         <w:rPr>
+          <w:rFonts w:ascii="Arial" w:hAnsi="Arial" w:cs="Arial"/>
           <w:color w:val="333333"/>
           <w:sz w:val="21"/>
         </w:rPr>
@@ -1964,6 +2132,7 @@
       </w:r>
       <w:r>
         <w:rPr>
+          <w:rFonts w:ascii="Arial" w:hAnsi="Arial" w:cs="Arial"/>
           <w:color w:val="333333"/>
           <w:spacing w:val="-8"/>
           <w:sz w:val="21"/>
@@ -1972,6 +2141,7 @@
       </w:r>
       <w:r>
         <w:rPr>
+          <w:rFonts w:ascii="Arial" w:hAnsi="Arial" w:cs="Arial"/>
           <w:color w:val="333333"/>
           <w:sz w:val="21"/>
         </w:rPr>
@@ -1979,6 +2149,7 @@
       </w:r>
       <w:r>
         <w:rPr>
+          <w:rFonts w:ascii="Arial" w:hAnsi="Arial" w:cs="Arial"/>
           <w:color w:val="333333"/>
           <w:spacing w:val="-15"/>
           <w:sz w:val="21"/>
@@ -1987,6 +2158,7 @@
       </w:r>
       <w:r>
         <w:rPr>
+          <w:rFonts w:ascii="Arial" w:hAnsi="Arial" w:cs="Arial"/>
           <w:color w:val="333333"/>
           <w:sz w:val="21"/>
         </w:rPr>
@@ -1994,6 +2166,7 @@
       </w:r>
       <w:r>
         <w:rPr>
+          <w:rFonts w:ascii="Arial" w:hAnsi="Arial" w:cs="Arial"/>
           <w:color w:val="333333"/>
           <w:spacing w:val="-11"/>
           <w:sz w:val="21"/>
@@ -2002,6 +2175,7 @@
       </w:r>
       <w:r>
         <w:rPr>
+          <w:rFonts w:ascii="Arial" w:hAnsi="Arial" w:cs="Arial"/>
           <w:color w:val="333333"/>
           <w:sz w:val="21"/>
         </w:rPr>
@@ -2009,6 +2183,7 @@
       </w:r>
       <w:r>
         <w:rPr>
+          <w:rFonts w:ascii="Arial" w:hAnsi="Arial" w:cs="Arial"/>
           <w:color w:val="333333"/>
           <w:spacing w:val="-14"/>
           <w:sz w:val="21"/>
@@ -2017,6 +2192,7 @@
       </w:r>
       <w:r>
         <w:rPr>
+          <w:rFonts w:ascii="Arial" w:hAnsi="Arial" w:cs="Arial"/>
           <w:color w:val="333333"/>
           <w:sz w:val="21"/>
         </w:rPr>
@@ -2024,6 +2200,7 @@
       </w:r>
       <w:r>
         <w:rPr>
+          <w:rFonts w:ascii="Arial" w:hAnsi="Arial" w:cs="Arial"/>
           <w:color w:val="333333"/>
           <w:spacing w:val="-13"/>
           <w:sz w:val="21"/>
@@ -2032,6 +2209,7 @@
       </w:r>
       <w:r>
         <w:rPr>
+          <w:rFonts w:ascii="Arial" w:hAnsi="Arial" w:cs="Arial"/>
           <w:color w:val="333333"/>
           <w:sz w:val="21"/>
         </w:rPr>
@@ -2039,6 +2217,7 @@
       </w:r>
       <w:r>
         <w:rPr>
+          <w:rFonts w:ascii="Arial" w:hAnsi="Arial" w:cs="Arial"/>
           <w:color w:val="333333"/>
           <w:spacing w:val="-12"/>
           <w:sz w:val="21"/>
@@ -2047,6 +2226,7 @@
       </w:r>
       <w:r>
         <w:rPr>
+          <w:rFonts w:ascii="Arial" w:hAnsi="Arial" w:cs="Arial"/>
           <w:color w:val="333333"/>
           <w:sz w:val="21"/>
         </w:rPr>
@@ -2054,6 +2234,7 @@
       </w:r>
       <w:r>
         <w:rPr>
+          <w:rFonts w:ascii="Arial" w:hAnsi="Arial" w:cs="Arial"/>
           <w:color w:val="333333"/>
           <w:spacing w:val="-14"/>
           <w:sz w:val="21"/>
@@ -2062,6 +2243,7 @@
       </w:r>
       <w:r>
         <w:rPr>
+          <w:rFonts w:ascii="Arial" w:hAnsi="Arial" w:cs="Arial"/>
           <w:color w:val="333333"/>
           <w:sz w:val="21"/>
         </w:rPr>
@@ -2069,6 +2251,7 @@
       </w:r>
       <w:r>
         <w:rPr>
+          <w:rFonts w:ascii="Arial" w:hAnsi="Arial" w:cs="Arial"/>
           <w:color w:val="333333"/>
           <w:spacing w:val="-13"/>
           <w:sz w:val="21"/>
@@ -2077,6 +2260,7 @@
       </w:r>
       <w:r>
         <w:rPr>
+          <w:rFonts w:ascii="Arial" w:hAnsi="Arial" w:cs="Arial"/>
           <w:color w:val="333333"/>
           <w:sz w:val="21"/>
         </w:rPr>
@@ -2084,6 +2268,7 @@
       </w:r>
       <w:r>
         <w:rPr>
+          <w:rFonts w:ascii="Arial" w:hAnsi="Arial" w:cs="Arial"/>
           <w:color w:val="333333"/>
           <w:spacing w:val="-13"/>
           <w:sz w:val="21"/>
@@ -2092,6 +2277,7 @@
       </w:r>
       <w:r>
         <w:rPr>
+          <w:rFonts w:ascii="Arial" w:hAnsi="Arial" w:cs="Arial"/>
           <w:color w:val="333333"/>
           <w:spacing w:val="-2"/>
           <w:sz w:val="21"/>
@@ -2111,11 +2297,13 @@
         </w:tabs>
         <w:ind w:hanging="129"/>
         <w:rPr>
+          <w:rFonts w:ascii="Arial" w:hAnsi="Arial" w:cs="Arial"/>
           <w:sz w:val="21"/>
         </w:rPr>
       </w:pPr>
       <w:r>
         <w:rPr>
+          <w:rFonts w:ascii="Arial" w:hAnsi="Arial" w:cs="Arial"/>
           <w:color w:val="333333"/>
           <w:spacing w:val="-2"/>
           <w:sz w:val="21"/>
@@ -2124,6 +2312,7 @@
       </w:r>
       <w:r>
         <w:rPr>
+          <w:rFonts w:ascii="Arial" w:hAnsi="Arial" w:cs="Arial"/>
           <w:color w:val="333333"/>
           <w:spacing w:val="-4"/>
           <w:sz w:val="21"/>
@@ -2132,6 +2321,7 @@
       </w:r>
       <w:r>
         <w:rPr>
+          <w:rFonts w:ascii="Arial" w:hAnsi="Arial" w:cs="Arial"/>
           <w:color w:val="333333"/>
           <w:spacing w:val="-2"/>
           <w:sz w:val="21"/>
@@ -2140,6 +2330,7 @@
       </w:r>
       <w:r>
         <w:rPr>
+          <w:rFonts w:ascii="Arial" w:hAnsi="Arial" w:cs="Arial"/>
           <w:color w:val="333333"/>
           <w:spacing w:val="2"/>
           <w:sz w:val="21"/>
@@ -2148,6 +2339,7 @@
       </w:r>
       <w:r>
         <w:rPr>
+          <w:rFonts w:ascii="Arial" w:hAnsi="Arial" w:cs="Arial"/>
           <w:color w:val="333333"/>
           <w:spacing w:val="-2"/>
           <w:sz w:val="21"/>
@@ -2156,13 +2348,15 @@
       </w:r>
       <w:r>
         <w:rPr>
-          <w:color w:val="333333"/>
-          <w:sz w:val="21"/>
-        </w:rPr>
-        <w:t xml:space="preserve"> </w:t>
-      </w:r>
-      <w:r>
-        <w:rPr>
+          <w:rFonts w:ascii="Arial" w:hAnsi="Arial" w:cs="Arial"/>
+          <w:color w:val="333333"/>
+          <w:sz w:val="21"/>
+        </w:rPr>
+        <w:t xml:space="preserve"> </w:t>
+      </w:r>
+      <w:r>
+        <w:rPr>
+          <w:rFonts w:ascii="Arial" w:hAnsi="Arial" w:cs="Arial"/>
           <w:color w:val="333333"/>
           <w:spacing w:val="-2"/>
           <w:sz w:val="21"/>
@@ -2171,6 +2365,7 @@
       </w:r>
       <w:r>
         <w:rPr>
+          <w:rFonts w:ascii="Arial" w:hAnsi="Arial" w:cs="Arial"/>
           <w:color w:val="333333"/>
           <w:spacing w:val="6"/>
           <w:sz w:val="21"/>
@@ -2179,6 +2374,7 @@
       </w:r>
       <w:r>
         <w:rPr>
+          <w:rFonts w:ascii="Arial" w:hAnsi="Arial" w:cs="Arial"/>
           <w:color w:val="333333"/>
           <w:spacing w:val="-2"/>
           <w:sz w:val="21"/>
@@ -2187,6 +2383,7 @@
       </w:r>
       <w:r>
         <w:rPr>
+          <w:rFonts w:ascii="Arial" w:hAnsi="Arial" w:cs="Arial"/>
           <w:color w:val="333333"/>
           <w:spacing w:val="1"/>
           <w:sz w:val="21"/>
@@ -2195,6 +2392,7 @@
       </w:r>
       <w:r>
         <w:rPr>
+          <w:rFonts w:ascii="Arial" w:hAnsi="Arial" w:cs="Arial"/>
           <w:color w:val="333333"/>
           <w:spacing w:val="-2"/>
           <w:sz w:val="21"/>
@@ -2203,6 +2401,7 @@
       </w:r>
       <w:r>
         <w:rPr>
+          <w:rFonts w:ascii="Arial" w:hAnsi="Arial" w:cs="Arial"/>
           <w:color w:val="333333"/>
           <w:spacing w:val="-1"/>
           <w:sz w:val="21"/>
@@ -2211,6 +2410,7 @@
       </w:r>
       <w:r>
         <w:rPr>
+          <w:rFonts w:ascii="Arial" w:hAnsi="Arial" w:cs="Arial"/>
           <w:color w:val="333333"/>
           <w:spacing w:val="-2"/>
           <w:sz w:val="21"/>
@@ -2219,13 +2419,15 @@
       </w:r>
       <w:r>
         <w:rPr>
-          <w:color w:val="333333"/>
-          <w:sz w:val="21"/>
-        </w:rPr>
-        <w:t xml:space="preserve"> </w:t>
-      </w:r>
-      <w:r>
-        <w:rPr>
+          <w:rFonts w:ascii="Arial" w:hAnsi="Arial" w:cs="Arial"/>
+          <w:color w:val="333333"/>
+          <w:sz w:val="21"/>
+        </w:rPr>
+        <w:t xml:space="preserve"> </w:t>
+      </w:r>
+      <w:r>
+        <w:rPr>
+          <w:rFonts w:ascii="Arial" w:hAnsi="Arial" w:cs="Arial"/>
           <w:color w:val="333333"/>
           <w:spacing w:val="-2"/>
           <w:sz w:val="21"/>
@@ -2245,11 +2447,13 @@
         </w:tabs>
         <w:ind w:hanging="129"/>
         <w:rPr>
+          <w:rFonts w:ascii="Arial" w:hAnsi="Arial" w:cs="Arial"/>
           <w:sz w:val="21"/>
         </w:rPr>
       </w:pPr>
       <w:r>
         <w:rPr>
+          <w:rFonts w:ascii="Arial" w:hAnsi="Arial" w:cs="Arial"/>
           <w:color w:val="333333"/>
           <w:sz w:val="21"/>
         </w:rPr>
@@ -2257,6 +2461,7 @@
       </w:r>
       <w:r>
         <w:rPr>
+          <w:rFonts w:ascii="Arial" w:hAnsi="Arial" w:cs="Arial"/>
           <w:color w:val="333333"/>
           <w:spacing w:val="-17"/>
           <w:sz w:val="21"/>
@@ -2265,6 +2470,7 @@
       </w:r>
       <w:r>
         <w:rPr>
+          <w:rFonts w:ascii="Arial" w:hAnsi="Arial" w:cs="Arial"/>
           <w:color w:val="333333"/>
           <w:sz w:val="21"/>
         </w:rPr>
@@ -2272,6 +2478,7 @@
       </w:r>
       <w:r>
         <w:rPr>
+          <w:rFonts w:ascii="Arial" w:hAnsi="Arial" w:cs="Arial"/>
           <w:color w:val="333333"/>
           <w:spacing w:val="-15"/>
           <w:sz w:val="21"/>
@@ -2280,6 +2487,7 @@
       </w:r>
       <w:r>
         <w:rPr>
+          <w:rFonts w:ascii="Arial" w:hAnsi="Arial" w:cs="Arial"/>
           <w:color w:val="333333"/>
           <w:sz w:val="21"/>
         </w:rPr>
@@ -2287,6 +2495,7 @@
       </w:r>
       <w:r>
         <w:rPr>
+          <w:rFonts w:ascii="Arial" w:hAnsi="Arial" w:cs="Arial"/>
           <w:color w:val="333333"/>
           <w:spacing w:val="-14"/>
           <w:sz w:val="21"/>
@@ -2295,6 +2504,7 @@
       </w:r>
       <w:r>
         <w:rPr>
+          <w:rFonts w:ascii="Arial" w:hAnsi="Arial" w:cs="Arial"/>
           <w:color w:val="333333"/>
           <w:sz w:val="21"/>
         </w:rPr>
@@ -2302,6 +2512,7 @@
       </w:r>
       <w:r>
         <w:rPr>
+          <w:rFonts w:ascii="Arial" w:hAnsi="Arial" w:cs="Arial"/>
           <w:color w:val="333333"/>
           <w:spacing w:val="-13"/>
           <w:sz w:val="21"/>
@@ -2310,6 +2521,7 @@
       </w:r>
       <w:r>
         <w:rPr>
+          <w:rFonts w:ascii="Arial" w:hAnsi="Arial" w:cs="Arial"/>
           <w:color w:val="333333"/>
           <w:sz w:val="21"/>
         </w:rPr>
@@ -2317,6 +2529,7 @@
       </w:r>
       <w:r>
         <w:rPr>
+          <w:rFonts w:ascii="Arial" w:hAnsi="Arial" w:cs="Arial"/>
           <w:color w:val="333333"/>
           <w:spacing w:val="-10"/>
           <w:sz w:val="21"/>
@@ -2325,6 +2538,7 @@
       </w:r>
       <w:r>
         <w:rPr>
+          <w:rFonts w:ascii="Arial" w:hAnsi="Arial" w:cs="Arial"/>
           <w:color w:val="333333"/>
           <w:sz w:val="21"/>
         </w:rPr>
@@ -2332,6 +2546,7 @@
       </w:r>
       <w:r>
         <w:rPr>
+          <w:rFonts w:ascii="Arial" w:hAnsi="Arial" w:cs="Arial"/>
           <w:color w:val="333333"/>
           <w:spacing w:val="-13"/>
           <w:sz w:val="21"/>
@@ -2340,6 +2555,7 @@
       </w:r>
       <w:r>
         <w:rPr>
+          <w:rFonts w:ascii="Arial" w:hAnsi="Arial" w:cs="Arial"/>
           <w:color w:val="333333"/>
           <w:sz w:val="21"/>
         </w:rPr>
@@ -2347,6 +2563,7 @@
       </w:r>
       <w:r>
         <w:rPr>
+          <w:rFonts w:ascii="Arial" w:hAnsi="Arial" w:cs="Arial"/>
           <w:color w:val="333333"/>
           <w:spacing w:val="-12"/>
           <w:sz w:val="21"/>
@@ -2355,6 +2572,7 @@
       </w:r>
       <w:r>
         <w:rPr>
+          <w:rFonts w:ascii="Arial" w:hAnsi="Arial" w:cs="Arial"/>
           <w:color w:val="333333"/>
           <w:sz w:val="21"/>
         </w:rPr>
@@ -2362,6 +2580,7 @@
       </w:r>
       <w:r>
         <w:rPr>
+          <w:rFonts w:ascii="Arial" w:hAnsi="Arial" w:cs="Arial"/>
           <w:color w:val="333333"/>
           <w:spacing w:val="-14"/>
           <w:sz w:val="21"/>
@@ -2370,6 +2589,7 @@
       </w:r>
       <w:r>
         <w:rPr>
+          <w:rFonts w:ascii="Arial" w:hAnsi="Arial" w:cs="Arial"/>
           <w:color w:val="333333"/>
           <w:sz w:val="21"/>
         </w:rPr>
@@ -2377,6 +2597,7 @@
       </w:r>
       <w:r>
         <w:rPr>
+          <w:rFonts w:ascii="Arial" w:hAnsi="Arial" w:cs="Arial"/>
           <w:color w:val="333333"/>
           <w:spacing w:val="-13"/>
           <w:sz w:val="21"/>
@@ -2385,6 +2606,7 @@
       </w:r>
       <w:r>
         <w:rPr>
+          <w:rFonts w:ascii="Arial" w:hAnsi="Arial" w:cs="Arial"/>
           <w:color w:val="333333"/>
           <w:sz w:val="21"/>
         </w:rPr>
@@ -2392,6 +2614,7 @@
       </w:r>
       <w:r>
         <w:rPr>
+          <w:rFonts w:ascii="Arial" w:hAnsi="Arial" w:cs="Arial"/>
           <w:color w:val="333333"/>
           <w:spacing w:val="-15"/>
           <w:sz w:val="21"/>
@@ -2400,6 +2623,7 @@
       </w:r>
       <w:r>
         <w:rPr>
+          <w:rFonts w:ascii="Arial" w:hAnsi="Arial" w:cs="Arial"/>
           <w:color w:val="333333"/>
           <w:sz w:val="21"/>
         </w:rPr>
@@ -2407,6 +2631,7 @@
       </w:r>
       <w:r>
         <w:rPr>
+          <w:rFonts w:ascii="Arial" w:hAnsi="Arial" w:cs="Arial"/>
           <w:color w:val="333333"/>
           <w:spacing w:val="-14"/>
           <w:sz w:val="21"/>
@@ -2415,6 +2640,7 @@
       </w:r>
       <w:r>
         <w:rPr>
+          <w:rFonts w:ascii="Arial" w:hAnsi="Arial" w:cs="Arial"/>
           <w:color w:val="333333"/>
           <w:spacing w:val="-2"/>
           <w:sz w:val="21"/>
@@ -2434,11 +2660,13 @@
         </w:tabs>
         <w:ind w:hanging="129"/>
         <w:rPr>
+          <w:rFonts w:ascii="Arial" w:hAnsi="Arial" w:cs="Arial"/>
           <w:sz w:val="21"/>
         </w:rPr>
       </w:pPr>
       <w:r>
         <w:rPr>
+          <w:rFonts w:ascii="Arial" w:hAnsi="Arial" w:cs="Arial"/>
           <w:color w:val="333333"/>
           <w:spacing w:val="-2"/>
           <w:sz w:val="21"/>
@@ -2447,6 +2675,7 @@
       </w:r>
       <w:r>
         <w:rPr>
+          <w:rFonts w:ascii="Arial" w:hAnsi="Arial" w:cs="Arial"/>
           <w:color w:val="333333"/>
           <w:spacing w:val="-7"/>
           <w:sz w:val="21"/>
@@ -2455,6 +2684,7 @@
       </w:r>
       <w:r>
         <w:rPr>
+          <w:rFonts w:ascii="Arial" w:hAnsi="Arial" w:cs="Arial"/>
           <w:color w:val="333333"/>
           <w:spacing w:val="-2"/>
           <w:sz w:val="21"/>
@@ -2463,6 +2693,7 @@
       </w:r>
       <w:r>
         <w:rPr>
+          <w:rFonts w:ascii="Arial" w:hAnsi="Arial" w:cs="Arial"/>
           <w:color w:val="333333"/>
           <w:spacing w:val="-8"/>
           <w:sz w:val="21"/>
@@ -2471,6 +2702,7 @@
       </w:r>
       <w:r>
         <w:rPr>
+          <w:rFonts w:ascii="Arial" w:hAnsi="Arial" w:cs="Arial"/>
           <w:color w:val="333333"/>
           <w:spacing w:val="-2"/>
           <w:sz w:val="21"/>
@@ -2479,6 +2711,7 @@
       </w:r>
       <w:r>
         <w:rPr>
+          <w:rFonts w:ascii="Arial" w:hAnsi="Arial" w:cs="Arial"/>
           <w:color w:val="333333"/>
           <w:spacing w:val="-7"/>
           <w:sz w:val="21"/>
@@ -2487,6 +2720,7 @@
       </w:r>
       <w:r>
         <w:rPr>
+          <w:rFonts w:ascii="Arial" w:hAnsi="Arial" w:cs="Arial"/>
           <w:color w:val="333333"/>
           <w:spacing w:val="-2"/>
           <w:sz w:val="21"/>
@@ -2495,6 +2729,7 @@
       </w:r>
       <w:r>
         <w:rPr>
+          <w:rFonts w:ascii="Arial" w:hAnsi="Arial" w:cs="Arial"/>
           <w:color w:val="333333"/>
           <w:spacing w:val="-6"/>
           <w:sz w:val="21"/>
@@ -2503,6 +2738,7 @@
       </w:r>
       <w:r>
         <w:rPr>
+          <w:rFonts w:ascii="Arial" w:hAnsi="Arial" w:cs="Arial"/>
           <w:color w:val="333333"/>
           <w:spacing w:val="-2"/>
           <w:sz w:val="21"/>
@@ -2511,6 +2747,7 @@
       </w:r>
       <w:r>
         <w:rPr>
+          <w:rFonts w:ascii="Arial" w:hAnsi="Arial" w:cs="Arial"/>
           <w:color w:val="333333"/>
           <w:spacing w:val="1"/>
           <w:sz w:val="21"/>
@@ -2519,6 +2756,7 @@
       </w:r>
       <w:r>
         <w:rPr>
+          <w:rFonts w:ascii="Arial" w:hAnsi="Arial" w:cs="Arial"/>
           <w:color w:val="333333"/>
           <w:spacing w:val="-2"/>
           <w:sz w:val="21"/>
@@ -2527,6 +2765,7 @@
       </w:r>
       <w:r>
         <w:rPr>
+          <w:rFonts w:ascii="Arial" w:hAnsi="Arial" w:cs="Arial"/>
           <w:color w:val="333333"/>
           <w:spacing w:val="-3"/>
           <w:sz w:val="21"/>
@@ -2535,6 +2774,7 @@
       </w:r>
       <w:r>
         <w:rPr>
+          <w:rFonts w:ascii="Arial" w:hAnsi="Arial" w:cs="Arial"/>
           <w:color w:val="333333"/>
           <w:spacing w:val="-2"/>
           <w:sz w:val="21"/>
@@ -2543,6 +2783,7 @@
       </w:r>
       <w:r>
         <w:rPr>
+          <w:rFonts w:ascii="Arial" w:hAnsi="Arial" w:cs="Arial"/>
           <w:color w:val="333333"/>
           <w:spacing w:val="-6"/>
           <w:sz w:val="21"/>
@@ -2551,6 +2792,7 @@
       </w:r>
       <w:r>
         <w:rPr>
+          <w:rFonts w:ascii="Arial" w:hAnsi="Arial" w:cs="Arial"/>
           <w:color w:val="333333"/>
           <w:spacing w:val="-2"/>
           <w:sz w:val="21"/>
@@ -2559,6 +2801,7 @@
       </w:r>
       <w:r>
         <w:rPr>
+          <w:rFonts w:ascii="Arial" w:hAnsi="Arial" w:cs="Arial"/>
           <w:color w:val="333333"/>
           <w:spacing w:val="1"/>
           <w:sz w:val="21"/>
@@ -2567,6 +2810,7 @@
       </w:r>
       <w:r>
         <w:rPr>
+          <w:rFonts w:ascii="Arial" w:hAnsi="Arial" w:cs="Arial"/>
           <w:color w:val="333333"/>
           <w:spacing w:val="-2"/>
           <w:sz w:val="21"/>
@@ -2575,6 +2819,7 @@
       </w:r>
       <w:r>
         <w:rPr>
+          <w:rFonts w:ascii="Arial" w:hAnsi="Arial" w:cs="Arial"/>
           <w:color w:val="333333"/>
           <w:spacing w:val="-5"/>
           <w:sz w:val="21"/>
@@ -2583,6 +2828,7 @@
       </w:r>
       <w:r>
         <w:rPr>
+          <w:rFonts w:ascii="Arial" w:hAnsi="Arial" w:cs="Arial"/>
           <w:color w:val="333333"/>
           <w:spacing w:val="-2"/>
           <w:sz w:val="21"/>
@@ -2591,13 +2837,15 @@
       </w:r>
       <w:r>
         <w:rPr>
-          <w:color w:val="333333"/>
-          <w:sz w:val="21"/>
-        </w:rPr>
-        <w:t xml:space="preserve"> </w:t>
-      </w:r>
-      <w:r>
-        <w:rPr>
+          <w:rFonts w:ascii="Arial" w:hAnsi="Arial" w:cs="Arial"/>
+          <w:color w:val="333333"/>
+          <w:sz w:val="21"/>
+        </w:rPr>
+        <w:t xml:space="preserve"> </w:t>
+      </w:r>
+      <w:r>
+        <w:rPr>
+          <w:rFonts w:ascii="Arial" w:hAnsi="Arial" w:cs="Arial"/>
           <w:color w:val="333333"/>
           <w:spacing w:val="-2"/>
           <w:sz w:val="21"/>
@@ -2606,6 +2854,7 @@
       </w:r>
       <w:r>
         <w:rPr>
+          <w:rFonts w:ascii="Arial" w:hAnsi="Arial" w:cs="Arial"/>
           <w:color w:val="333333"/>
           <w:spacing w:val="-4"/>
           <w:sz w:val="21"/>
@@ -2614,6 +2863,7 @@
       </w:r>
       <w:r>
         <w:rPr>
+          <w:rFonts w:ascii="Arial" w:hAnsi="Arial" w:cs="Arial"/>
           <w:color w:val="333333"/>
           <w:spacing w:val="-2"/>
           <w:sz w:val="21"/>
@@ -2633,11 +2883,13 @@
         </w:tabs>
         <w:ind w:hanging="129"/>
         <w:rPr>
+          <w:rFonts w:ascii="Arial" w:hAnsi="Arial" w:cs="Arial"/>
           <w:sz w:val="21"/>
         </w:rPr>
       </w:pPr>
       <w:r>
         <w:rPr>
+          <w:rFonts w:ascii="Arial" w:hAnsi="Arial" w:cs="Arial"/>
           <w:color w:val="333333"/>
           <w:spacing w:val="-2"/>
           <w:sz w:val="21"/>
@@ -2646,6 +2898,7 @@
       </w:r>
       <w:r>
         <w:rPr>
+          <w:rFonts w:ascii="Arial" w:hAnsi="Arial" w:cs="Arial"/>
           <w:color w:val="333333"/>
           <w:spacing w:val="-7"/>
           <w:sz w:val="21"/>
@@ -2654,6 +2907,7 @@
       </w:r>
       <w:r>
         <w:rPr>
+          <w:rFonts w:ascii="Arial" w:hAnsi="Arial" w:cs="Arial"/>
           <w:color w:val="333333"/>
           <w:spacing w:val="-2"/>
           <w:sz w:val="21"/>
@@ -2662,6 +2916,7 @@
       </w:r>
       <w:r>
         <w:rPr>
+          <w:rFonts w:ascii="Arial" w:hAnsi="Arial" w:cs="Arial"/>
           <w:color w:val="333333"/>
           <w:spacing w:val="-1"/>
           <w:sz w:val="21"/>
@@ -2670,6 +2925,7 @@
       </w:r>
       <w:r>
         <w:rPr>
+          <w:rFonts w:ascii="Arial" w:hAnsi="Arial" w:cs="Arial"/>
           <w:color w:val="333333"/>
           <w:spacing w:val="-2"/>
           <w:sz w:val="21"/>
@@ -2678,6 +2934,7 @@
       </w:r>
       <w:r>
         <w:rPr>
+          <w:rFonts w:ascii="Arial" w:hAnsi="Arial" w:cs="Arial"/>
           <w:color w:val="333333"/>
           <w:spacing w:val="-7"/>
           <w:sz w:val="21"/>
@@ -2686,6 +2943,7 @@
       </w:r>
       <w:r>
         <w:rPr>
+          <w:rFonts w:ascii="Arial" w:hAnsi="Arial" w:cs="Arial"/>
           <w:color w:val="333333"/>
           <w:spacing w:val="-2"/>
           <w:sz w:val="21"/>
@@ -2694,6 +2952,7 @@
       </w:r>
       <w:r>
         <w:rPr>
+          <w:rFonts w:ascii="Arial" w:hAnsi="Arial" w:cs="Arial"/>
           <w:color w:val="333333"/>
           <w:spacing w:val="-3"/>
           <w:sz w:val="21"/>
@@ -2702,6 +2961,7 @@
       </w:r>
       <w:r>
         <w:rPr>
+          <w:rFonts w:ascii="Arial" w:hAnsi="Arial" w:cs="Arial"/>
           <w:color w:val="333333"/>
           <w:spacing w:val="-2"/>
           <w:sz w:val="21"/>
@@ -2710,6 +2970,7 @@
       </w:r>
       <w:r>
         <w:rPr>
+          <w:rFonts w:ascii="Arial" w:hAnsi="Arial" w:cs="Arial"/>
           <w:color w:val="333333"/>
           <w:spacing w:val="-3"/>
           <w:sz w:val="21"/>
@@ -2718,6 +2979,7 @@
       </w:r>
       <w:r>
         <w:rPr>
+          <w:rFonts w:ascii="Arial" w:hAnsi="Arial" w:cs="Arial"/>
           <w:color w:val="333333"/>
           <w:spacing w:val="-2"/>
           <w:sz w:val="21"/>
@@ -2726,13 +2988,15 @@
       </w:r>
       <w:r>
         <w:rPr>
-          <w:color w:val="333333"/>
-          <w:sz w:val="21"/>
-        </w:rPr>
-        <w:t xml:space="preserve"> </w:t>
-      </w:r>
-      <w:r>
-        <w:rPr>
+          <w:rFonts w:ascii="Arial" w:hAnsi="Arial" w:cs="Arial"/>
+          <w:color w:val="333333"/>
+          <w:sz w:val="21"/>
+        </w:rPr>
+        <w:t xml:space="preserve"> </w:t>
+      </w:r>
+      <w:r>
+        <w:rPr>
+          <w:rFonts w:ascii="Arial" w:hAnsi="Arial" w:cs="Arial"/>
           <w:color w:val="333333"/>
           <w:spacing w:val="-2"/>
           <w:sz w:val="21"/>
@@ -2741,6 +3005,7 @@
       </w:r>
       <w:r>
         <w:rPr>
+          <w:rFonts w:ascii="Arial" w:hAnsi="Arial" w:cs="Arial"/>
           <w:color w:val="333333"/>
           <w:spacing w:val="-6"/>
           <w:sz w:val="21"/>
@@ -2749,6 +3014,7 @@
       </w:r>
       <w:r>
         <w:rPr>
+          <w:rFonts w:ascii="Arial" w:hAnsi="Arial" w:cs="Arial"/>
           <w:color w:val="333333"/>
           <w:spacing w:val="-2"/>
           <w:sz w:val="21"/>
@@ -2757,6 +3023,7 @@
       </w:r>
       <w:r>
         <w:rPr>
+          <w:rFonts w:ascii="Arial" w:hAnsi="Arial" w:cs="Arial"/>
           <w:color w:val="333333"/>
           <w:spacing w:val="2"/>
           <w:sz w:val="21"/>
@@ -2765,6 +3032,7 @@
       </w:r>
       <w:r>
         <w:rPr>
+          <w:rFonts w:ascii="Arial" w:hAnsi="Arial" w:cs="Arial"/>
           <w:color w:val="333333"/>
           <w:spacing w:val="-2"/>
           <w:sz w:val="21"/>
@@ -2773,6 +3041,7 @@
       </w:r>
       <w:r>
         <w:rPr>
+          <w:rFonts w:ascii="Arial" w:hAnsi="Arial" w:cs="Arial"/>
           <w:color w:val="333333"/>
           <w:spacing w:val="-5"/>
           <w:sz w:val="21"/>
@@ -2781,6 +3050,7 @@
       </w:r>
       <w:r>
         <w:rPr>
+          <w:rFonts w:ascii="Arial" w:hAnsi="Arial" w:cs="Arial"/>
           <w:color w:val="333333"/>
           <w:spacing w:val="-2"/>
           <w:sz w:val="21"/>
@@ -2789,13 +3059,15 @@
       </w:r>
       <w:r>
         <w:rPr>
-          <w:color w:val="333333"/>
-          <w:sz w:val="21"/>
-        </w:rPr>
-        <w:t xml:space="preserve"> </w:t>
-      </w:r>
-      <w:r>
-        <w:rPr>
+          <w:rFonts w:ascii="Arial" w:hAnsi="Arial" w:cs="Arial"/>
+          <w:color w:val="333333"/>
+          <w:sz w:val="21"/>
+        </w:rPr>
+        <w:t xml:space="preserve"> </w:t>
+      </w:r>
+      <w:r>
+        <w:rPr>
+          <w:rFonts w:ascii="Arial" w:hAnsi="Arial" w:cs="Arial"/>
           <w:color w:val="333333"/>
           <w:spacing w:val="-2"/>
           <w:sz w:val="21"/>
@@ -2804,13 +3076,15 @@
       </w:r>
       <w:r>
         <w:rPr>
-          <w:color w:val="333333"/>
-          <w:sz w:val="21"/>
-        </w:rPr>
-        <w:t xml:space="preserve"> </w:t>
-      </w:r>
-      <w:r>
-        <w:rPr>
+          <w:rFonts w:ascii="Arial" w:hAnsi="Arial" w:cs="Arial"/>
+          <w:color w:val="333333"/>
+          <w:sz w:val="21"/>
+        </w:rPr>
+        <w:t xml:space="preserve"> </w:t>
+      </w:r>
+      <w:r>
+        <w:rPr>
+          <w:rFonts w:ascii="Arial" w:hAnsi="Arial" w:cs="Arial"/>
           <w:color w:val="333333"/>
           <w:spacing w:val="-2"/>
           <w:sz w:val="21"/>
@@ -2872,11 +3146,13 @@
         <w:spacing w:before="137"/>
         <w:ind w:hanging="129"/>
         <w:rPr>
+          <w:rFonts w:ascii="Arial" w:hAnsi="Arial" w:cs="Arial"/>
           <w:sz w:val="21"/>
         </w:rPr>
       </w:pPr>
       <w:r>
         <w:rPr>
+          <w:rFonts w:ascii="Arial" w:hAnsi="Arial" w:cs="Arial"/>
           <w:color w:val="333333"/>
           <w:spacing w:val="-2"/>
           <w:sz w:val="21"/>
@@ -2885,6 +3161,7 @@
       </w:r>
       <w:r>
         <w:rPr>
+          <w:rFonts w:ascii="Arial" w:hAnsi="Arial" w:cs="Arial"/>
           <w:color w:val="333333"/>
           <w:spacing w:val="-9"/>
           <w:sz w:val="21"/>
@@ -2893,6 +3170,7 @@
       </w:r>
       <w:r>
         <w:rPr>
+          <w:rFonts w:ascii="Arial" w:hAnsi="Arial" w:cs="Arial"/>
           <w:color w:val="333333"/>
           <w:spacing w:val="-2"/>
           <w:sz w:val="21"/>
@@ -2901,6 +3179,7 @@
       </w:r>
       <w:r>
         <w:rPr>
+          <w:rFonts w:ascii="Arial" w:hAnsi="Arial" w:cs="Arial"/>
           <w:color w:val="333333"/>
           <w:spacing w:val="3"/>
           <w:sz w:val="21"/>
@@ -2909,6 +3188,7 @@
       </w:r>
       <w:r>
         <w:rPr>
+          <w:rFonts w:ascii="Arial" w:hAnsi="Arial" w:cs="Arial"/>
           <w:color w:val="333333"/>
           <w:spacing w:val="-2"/>
           <w:sz w:val="21"/>
@@ -2917,6 +3197,7 @@
       </w:r>
       <w:r>
         <w:rPr>
+          <w:rFonts w:ascii="Arial" w:hAnsi="Arial" w:cs="Arial"/>
           <w:color w:val="333333"/>
           <w:spacing w:val="-4"/>
           <w:sz w:val="21"/>
@@ -2925,6 +3206,7 @@
       </w:r>
       <w:r>
         <w:rPr>
+          <w:rFonts w:ascii="Arial" w:hAnsi="Arial" w:cs="Arial"/>
           <w:color w:val="333333"/>
           <w:spacing w:val="-2"/>
           <w:sz w:val="21"/>
@@ -2933,13 +3215,15 @@
       </w:r>
       <w:r>
         <w:rPr>
-          <w:color w:val="333333"/>
-          <w:sz w:val="21"/>
-        </w:rPr>
-        <w:t xml:space="preserve"> </w:t>
-      </w:r>
-      <w:r>
-        <w:rPr>
+          <w:rFonts w:ascii="Arial" w:hAnsi="Arial" w:cs="Arial"/>
+          <w:color w:val="333333"/>
+          <w:sz w:val="21"/>
+        </w:rPr>
+        <w:t xml:space="preserve"> </w:t>
+      </w:r>
+      <w:r>
+        <w:rPr>
+          <w:rFonts w:ascii="Arial" w:hAnsi="Arial" w:cs="Arial"/>
           <w:color w:val="333333"/>
           <w:spacing w:val="-2"/>
           <w:sz w:val="21"/>
@@ -2948,6 +3232,7 @@
       </w:r>
       <w:r>
         <w:rPr>
+          <w:rFonts w:ascii="Arial" w:hAnsi="Arial" w:cs="Arial"/>
           <w:color w:val="333333"/>
           <w:spacing w:val="-3"/>
           <w:sz w:val="21"/>
@@ -2956,6 +3241,7 @@
       </w:r>
       <w:r>
         <w:rPr>
+          <w:rFonts w:ascii="Arial" w:hAnsi="Arial" w:cs="Arial"/>
           <w:color w:val="333333"/>
           <w:spacing w:val="-2"/>
           <w:sz w:val="21"/>
@@ -2964,6 +3250,7 @@
       </w:r>
       <w:r>
         <w:rPr>
+          <w:rFonts w:ascii="Arial" w:hAnsi="Arial" w:cs="Arial"/>
           <w:color w:val="333333"/>
           <w:spacing w:val="-6"/>
           <w:sz w:val="21"/>
@@ -2972,6 +3259,7 @@
       </w:r>
       <w:r>
         <w:rPr>
+          <w:rFonts w:ascii="Arial" w:hAnsi="Arial" w:cs="Arial"/>
           <w:color w:val="333333"/>
           <w:spacing w:val="-2"/>
           <w:sz w:val="21"/>
@@ -2980,6 +3268,7 @@
       </w:r>
       <w:r>
         <w:rPr>
+          <w:rFonts w:ascii="Arial" w:hAnsi="Arial" w:cs="Arial"/>
           <w:color w:val="333333"/>
           <w:spacing w:val="-4"/>
           <w:sz w:val="21"/>
@@ -2988,6 +3277,7 @@
       </w:r>
       <w:r>
         <w:rPr>
+          <w:rFonts w:ascii="Arial" w:hAnsi="Arial" w:cs="Arial"/>
           <w:color w:val="333333"/>
           <w:spacing w:val="-2"/>
           <w:sz w:val="21"/>
@@ -2996,6 +3286,7 @@
       </w:r>
       <w:r>
         <w:rPr>
+          <w:rFonts w:ascii="Arial" w:hAnsi="Arial" w:cs="Arial"/>
           <w:color w:val="333333"/>
           <w:spacing w:val="-1"/>
           <w:sz w:val="21"/>
@@ -3004,6 +3295,7 @@
       </w:r>
       <w:r>
         <w:rPr>
+          <w:rFonts w:ascii="Arial" w:hAnsi="Arial" w:cs="Arial"/>
           <w:color w:val="333333"/>
           <w:spacing w:val="-2"/>
           <w:sz w:val="21"/>
@@ -3012,13 +3304,15 @@
       </w:r>
       <w:r>
         <w:rPr>
-          <w:color w:val="333333"/>
-          <w:sz w:val="21"/>
-        </w:rPr>
-        <w:t xml:space="preserve"> </w:t>
-      </w:r>
-      <w:r>
-        <w:rPr>
+          <w:rFonts w:ascii="Arial" w:hAnsi="Arial" w:cs="Arial"/>
+          <w:color w:val="333333"/>
+          <w:sz w:val="21"/>
+        </w:rPr>
+        <w:t xml:space="preserve"> </w:t>
+      </w:r>
+      <w:r>
+        <w:rPr>
+          <w:rFonts w:ascii="Arial" w:hAnsi="Arial" w:cs="Arial"/>
           <w:color w:val="333333"/>
           <w:spacing w:val="-2"/>
           <w:sz w:val="21"/>
@@ -3038,11 +3332,13 @@
         </w:tabs>
         <w:ind w:hanging="129"/>
         <w:rPr>
+          <w:rFonts w:ascii="Arial" w:hAnsi="Arial" w:cs="Arial"/>
           <w:sz w:val="21"/>
         </w:rPr>
       </w:pPr>
       <w:r>
         <w:rPr>
+          <w:rFonts w:ascii="Arial" w:hAnsi="Arial" w:cs="Arial"/>
           <w:color w:val="333333"/>
           <w:spacing w:val="-2"/>
           <w:sz w:val="21"/>
@@ -3051,6 +3347,7 @@
       </w:r>
       <w:r>
         <w:rPr>
+          <w:rFonts w:ascii="Arial" w:hAnsi="Arial" w:cs="Arial"/>
           <w:color w:val="333333"/>
           <w:spacing w:val="-10"/>
           <w:sz w:val="21"/>
@@ -3059,6 +3356,7 @@
       </w:r>
       <w:r>
         <w:rPr>
+          <w:rFonts w:ascii="Arial" w:hAnsi="Arial" w:cs="Arial"/>
           <w:color w:val="333333"/>
           <w:spacing w:val="-2"/>
           <w:sz w:val="21"/>
@@ -3067,13 +3365,15 @@
       </w:r>
       <w:r>
         <w:rPr>
-          <w:color w:val="333333"/>
-          <w:sz w:val="21"/>
-        </w:rPr>
-        <w:t xml:space="preserve"> </w:t>
-      </w:r>
-      <w:r>
-        <w:rPr>
+          <w:rFonts w:ascii="Arial" w:hAnsi="Arial" w:cs="Arial"/>
+          <w:color w:val="333333"/>
+          <w:sz w:val="21"/>
+        </w:rPr>
+        <w:t xml:space="preserve"> </w:t>
+      </w:r>
+      <w:r>
+        <w:rPr>
+          <w:rFonts w:ascii="Arial" w:hAnsi="Arial" w:cs="Arial"/>
           <w:color w:val="333333"/>
           <w:spacing w:val="-2"/>
           <w:sz w:val="21"/>
@@ -3082,6 +3382,7 @@
       </w:r>
       <w:r>
         <w:rPr>
+          <w:rFonts w:ascii="Arial" w:hAnsi="Arial" w:cs="Arial"/>
           <w:color w:val="333333"/>
           <w:spacing w:val="3"/>
           <w:sz w:val="21"/>
@@ -3090,6 +3391,7 @@
       </w:r>
       <w:r>
         <w:rPr>
+          <w:rFonts w:ascii="Arial" w:hAnsi="Arial" w:cs="Arial"/>
           <w:color w:val="333333"/>
           <w:spacing w:val="-2"/>
           <w:sz w:val="21"/>
@@ -3098,6 +3400,7 @@
       </w:r>
       <w:r>
         <w:rPr>
+          <w:rFonts w:ascii="Arial" w:hAnsi="Arial" w:cs="Arial"/>
           <w:color w:val="333333"/>
           <w:spacing w:val="-4"/>
           <w:sz w:val="21"/>
@@ -3106,6 +3409,7 @@
       </w:r>
       <w:r>
         <w:rPr>
+          <w:rFonts w:ascii="Arial" w:hAnsi="Arial" w:cs="Arial"/>
           <w:color w:val="333333"/>
           <w:spacing w:val="-2"/>
           <w:sz w:val="21"/>
@@ -3114,6 +3418,7 @@
       </w:r>
       <w:r>
         <w:rPr>
+          <w:rFonts w:ascii="Arial" w:hAnsi="Arial" w:cs="Arial"/>
           <w:color w:val="333333"/>
           <w:spacing w:val="-3"/>
           <w:sz w:val="21"/>
@@ -3122,6 +3427,7 @@
       </w:r>
       <w:r>
         <w:rPr>
+          <w:rFonts w:ascii="Arial" w:hAnsi="Arial" w:cs="Arial"/>
           <w:color w:val="333333"/>
           <w:spacing w:val="-2"/>
           <w:sz w:val="21"/>
@@ -3130,6 +3436,7 @@
       </w:r>
       <w:r>
         <w:rPr>
+          <w:rFonts w:ascii="Arial" w:hAnsi="Arial" w:cs="Arial"/>
           <w:color w:val="333333"/>
           <w:spacing w:val="4"/>
           <w:sz w:val="21"/>
@@ -3138,6 +3445,7 @@
       </w:r>
       <w:r>
         <w:rPr>
+          <w:rFonts w:ascii="Arial" w:hAnsi="Arial" w:cs="Arial"/>
           <w:color w:val="333333"/>
           <w:spacing w:val="-2"/>
           <w:sz w:val="21"/>
@@ -3157,11 +3465,13 @@
         </w:tabs>
         <w:ind w:hanging="129"/>
         <w:rPr>
+          <w:rFonts w:ascii="Arial" w:hAnsi="Arial" w:cs="Arial"/>
           <w:sz w:val="21"/>
         </w:rPr>
       </w:pPr>
       <w:r>
         <w:rPr>
+          <w:rFonts w:ascii="Arial" w:hAnsi="Arial" w:cs="Arial"/>
           <w:color w:val="333333"/>
           <w:spacing w:val="-2"/>
           <w:sz w:val="21"/>
@@ -3170,6 +3480,7 @@
       </w:r>
       <w:r>
         <w:rPr>
+          <w:rFonts w:ascii="Arial" w:hAnsi="Arial" w:cs="Arial"/>
           <w:color w:val="333333"/>
           <w:spacing w:val="-13"/>
           <w:sz w:val="21"/>
@@ -3178,6 +3489,7 @@
       </w:r>
       <w:r>
         <w:rPr>
+          <w:rFonts w:ascii="Arial" w:hAnsi="Arial" w:cs="Arial"/>
           <w:color w:val="333333"/>
           <w:spacing w:val="-2"/>
           <w:sz w:val="21"/>
@@ -3186,6 +3498,7 @@
       </w:r>
       <w:r>
         <w:rPr>
+          <w:rFonts w:ascii="Arial" w:hAnsi="Arial" w:cs="Arial"/>
           <w:color w:val="333333"/>
           <w:spacing w:val="-10"/>
           <w:sz w:val="21"/>
@@ -3194,6 +3507,7 @@
       </w:r>
       <w:r>
         <w:rPr>
+          <w:rFonts w:ascii="Arial" w:hAnsi="Arial" w:cs="Arial"/>
           <w:color w:val="333333"/>
           <w:spacing w:val="-2"/>
           <w:sz w:val="21"/>
@@ -3202,6 +3516,7 @@
       </w:r>
       <w:r>
         <w:rPr>
+          <w:rFonts w:ascii="Arial" w:hAnsi="Arial" w:cs="Arial"/>
           <w:color w:val="333333"/>
           <w:spacing w:val="-10"/>
           <w:sz w:val="21"/>
@@ -3210,6 +3525,7 @@
       </w:r>
       <w:r>
         <w:rPr>
+          <w:rFonts w:ascii="Arial" w:hAnsi="Arial" w:cs="Arial"/>
           <w:color w:val="333333"/>
           <w:spacing w:val="-2"/>
           <w:sz w:val="21"/>
@@ -3218,6 +3534,7 @@
       </w:r>
       <w:r>
         <w:rPr>
+          <w:rFonts w:ascii="Arial" w:hAnsi="Arial" w:cs="Arial"/>
           <w:color w:val="333333"/>
           <w:spacing w:val="-7"/>
           <w:sz w:val="21"/>
@@ -3226,6 +3543,7 @@
       </w:r>
       <w:r>
         <w:rPr>
+          <w:rFonts w:ascii="Arial" w:hAnsi="Arial" w:cs="Arial"/>
           <w:color w:val="333333"/>
           <w:spacing w:val="-2"/>
           <w:sz w:val="21"/>
@@ -3234,6 +3552,7 @@
       </w:r>
       <w:r>
         <w:rPr>
+          <w:rFonts w:ascii="Arial" w:hAnsi="Arial" w:cs="Arial"/>
           <w:color w:val="333333"/>
           <w:spacing w:val="-11"/>
           <w:sz w:val="21"/>
@@ -3242,6 +3561,7 @@
       </w:r>
       <w:r>
         <w:rPr>
+          <w:rFonts w:ascii="Arial" w:hAnsi="Arial" w:cs="Arial"/>
           <w:color w:val="333333"/>
           <w:spacing w:val="-2"/>
           <w:sz w:val="21"/>
@@ -3250,6 +3570,7 @@
       </w:r>
       <w:r>
         <w:rPr>
+          <w:rFonts w:ascii="Arial" w:hAnsi="Arial" w:cs="Arial"/>
           <w:color w:val="333333"/>
           <w:spacing w:val="-5"/>
           <w:sz w:val="21"/>
@@ -3258,6 +3579,7 @@
       </w:r>
       <w:r>
         <w:rPr>
+          <w:rFonts w:ascii="Arial" w:hAnsi="Arial" w:cs="Arial"/>
           <w:color w:val="333333"/>
           <w:spacing w:val="-2"/>
           <w:sz w:val="21"/>
@@ -3266,6 +3588,7 @@
       </w:r>
       <w:r>
         <w:rPr>
+          <w:rFonts w:ascii="Arial" w:hAnsi="Arial" w:cs="Arial"/>
           <w:color w:val="333333"/>
           <w:spacing w:val="-5"/>
           <w:sz w:val="21"/>
@@ -3274,6 +3597,7 @@
       </w:r>
       <w:r>
         <w:rPr>
+          <w:rFonts w:ascii="Arial" w:hAnsi="Arial" w:cs="Arial"/>
           <w:color w:val="333333"/>
           <w:spacing w:val="-2"/>
           <w:sz w:val="21"/>
@@ -3294,11 +3618,13 @@
         <w:spacing w:before="138"/>
         <w:ind w:hanging="129"/>
         <w:rPr>
+          <w:rFonts w:ascii="Arial" w:hAnsi="Arial" w:cs="Arial"/>
           <w:sz w:val="21"/>
         </w:rPr>
       </w:pPr>
       <w:r>
         <w:rPr>
+          <w:rFonts w:ascii="Arial" w:hAnsi="Arial" w:cs="Arial"/>
           <w:color w:val="333333"/>
           <w:spacing w:val="-2"/>
           <w:sz w:val="21"/>
@@ -3307,6 +3633,7 @@
       </w:r>
       <w:r>
         <w:rPr>
+          <w:rFonts w:ascii="Arial" w:hAnsi="Arial" w:cs="Arial"/>
           <w:color w:val="333333"/>
           <w:spacing w:val="-5"/>
           <w:sz w:val="21"/>
@@ -3315,6 +3642,7 @@
       </w:r>
       <w:r>
         <w:rPr>
+          <w:rFonts w:ascii="Arial" w:hAnsi="Arial" w:cs="Arial"/>
           <w:color w:val="333333"/>
           <w:spacing w:val="-2"/>
           <w:sz w:val="21"/>
@@ -3323,6 +3651,7 @@
       </w:r>
       <w:r>
         <w:rPr>
+          <w:rFonts w:ascii="Arial" w:hAnsi="Arial" w:cs="Arial"/>
           <w:color w:val="333333"/>
           <w:spacing w:val="-4"/>
           <w:sz w:val="21"/>
@@ -3331,6 +3660,7 @@
       </w:r>
       <w:r>
         <w:rPr>
+          <w:rFonts w:ascii="Arial" w:hAnsi="Arial" w:cs="Arial"/>
           <w:color w:val="333333"/>
           <w:spacing w:val="-2"/>
           <w:sz w:val="21"/>
@@ -3339,6 +3669,7 @@
       </w:r>
       <w:r>
         <w:rPr>
+          <w:rFonts w:ascii="Arial" w:hAnsi="Arial" w:cs="Arial"/>
           <w:color w:val="333333"/>
           <w:spacing w:val="-5"/>
           <w:sz w:val="21"/>
@@ -3347,6 +3678,7 @@
       </w:r>
       <w:r>
         <w:rPr>
+          <w:rFonts w:ascii="Arial" w:hAnsi="Arial" w:cs="Arial"/>
           <w:color w:val="333333"/>
           <w:spacing w:val="-2"/>
           <w:sz w:val="21"/>
@@ -3355,6 +3687,7 @@
       </w:r>
       <w:r>
         <w:rPr>
+          <w:rFonts w:ascii="Arial" w:hAnsi="Arial" w:cs="Arial"/>
           <w:color w:val="333333"/>
           <w:spacing w:val="-1"/>
           <w:sz w:val="21"/>
@@ -3363,6 +3696,7 @@
       </w:r>
       <w:r>
         <w:rPr>
+          <w:rFonts w:ascii="Arial" w:hAnsi="Arial" w:cs="Arial"/>
           <w:color w:val="333333"/>
           <w:spacing w:val="-2"/>
           <w:sz w:val="21"/>
@@ -3371,6 +3705,7 @@
       </w:r>
       <w:r>
         <w:rPr>
+          <w:rFonts w:ascii="Arial" w:hAnsi="Arial" w:cs="Arial"/>
           <w:color w:val="333333"/>
           <w:spacing w:val="-4"/>
           <w:sz w:val="21"/>
@@ -3379,6 +3714,7 @@
       </w:r>
       <w:r>
         <w:rPr>
+          <w:rFonts w:ascii="Arial" w:hAnsi="Arial" w:cs="Arial"/>
           <w:color w:val="333333"/>
           <w:spacing w:val="-2"/>
           <w:sz w:val="21"/>
@@ -3387,6 +3723,7 @@
       </w:r>
       <w:r>
         <w:rPr>
+          <w:rFonts w:ascii="Arial" w:hAnsi="Arial" w:cs="Arial"/>
           <w:color w:val="333333"/>
           <w:spacing w:val="5"/>
           <w:sz w:val="21"/>
@@ -3395,6 +3732,7 @@
       </w:r>
       <w:r>
         <w:rPr>
+          <w:rFonts w:ascii="Arial" w:hAnsi="Arial" w:cs="Arial"/>
           <w:color w:val="333333"/>
           <w:spacing w:val="-2"/>
           <w:sz w:val="21"/>
@@ -3403,6 +3741,7 @@
       </w:r>
       <w:r>
         <w:rPr>
+          <w:rFonts w:ascii="Arial" w:hAnsi="Arial" w:cs="Arial"/>
           <w:color w:val="333333"/>
           <w:spacing w:val="-4"/>
           <w:sz w:val="21"/>
@@ -3411,6 +3750,7 @@
       </w:r>
       <w:r>
         <w:rPr>
+          <w:rFonts w:ascii="Arial" w:hAnsi="Arial" w:cs="Arial"/>
           <w:color w:val="333333"/>
           <w:spacing w:val="-2"/>
           <w:sz w:val="21"/>
@@ -3419,6 +3759,7 @@
       </w:r>
       <w:r>
         <w:rPr>
+          <w:rFonts w:ascii="Arial" w:hAnsi="Arial" w:cs="Arial"/>
           <w:color w:val="333333"/>
           <w:spacing w:val="-1"/>
           <w:sz w:val="21"/>
@@ -3427,6 +3768,7 @@
       </w:r>
       <w:r>
         <w:rPr>
+          <w:rFonts w:ascii="Arial" w:hAnsi="Arial" w:cs="Arial"/>
           <w:color w:val="333333"/>
           <w:spacing w:val="-2"/>
           <w:sz w:val="21"/>
@@ -3435,6 +3777,7 @@
       </w:r>
       <w:r>
         <w:rPr>
+          <w:rFonts w:ascii="Arial" w:hAnsi="Arial" w:cs="Arial"/>
           <w:color w:val="333333"/>
           <w:spacing w:val="-1"/>
           <w:sz w:val="21"/>
@@ -3443,6 +3786,7 @@
       </w:r>
       <w:r>
         <w:rPr>
+          <w:rFonts w:ascii="Arial" w:hAnsi="Arial" w:cs="Arial"/>
           <w:color w:val="333333"/>
           <w:spacing w:val="-2"/>
           <w:sz w:val="21"/>
@@ -3451,6 +3795,7 @@
       </w:r>
       <w:r>
         <w:rPr>
+          <w:rFonts w:ascii="Arial" w:hAnsi="Arial" w:cs="Arial"/>
           <w:color w:val="333333"/>
           <w:spacing w:val="-4"/>
           <w:sz w:val="21"/>
@@ -3459,6 +3804,7 @@
       </w:r>
       <w:r>
         <w:rPr>
+          <w:rFonts w:ascii="Arial" w:hAnsi="Arial" w:cs="Arial"/>
           <w:color w:val="333333"/>
           <w:spacing w:val="-2"/>
           <w:sz w:val="21"/>
@@ -3607,7 +3953,6 @@
         </w:rPr>
         <w:t xml:space="preserve"> </w:t>
       </w:r>
-      <w:proofErr w:type="spellStart"/>
       <w:r>
         <w:rPr>
           <w:color w:val="7D8B8B"/>
@@ -3615,7 +3960,6 @@
         </w:rPr>
         <w:t>Pvt</w:t>
       </w:r>
-      <w:proofErr w:type="spellEnd"/>
       <w:r>
         <w:rPr>
           <w:color w:val="7D8B8B"/>
@@ -3821,11 +4165,13 @@
         <w:spacing w:before="139"/>
         <w:ind w:hanging="129"/>
         <w:rPr>
+          <w:rFonts w:ascii="Arial" w:hAnsi="Arial" w:cs="Arial"/>
           <w:sz w:val="21"/>
         </w:rPr>
       </w:pPr>
       <w:r>
         <w:rPr>
+          <w:rFonts w:ascii="Arial" w:hAnsi="Arial" w:cs="Arial"/>
           <w:color w:val="333333"/>
           <w:spacing w:val="-2"/>
           <w:sz w:val="21"/>
@@ -3834,32 +4180,25 @@
       </w:r>
       <w:r>
         <w:rPr>
+          <w:rFonts w:ascii="Arial" w:hAnsi="Arial" w:cs="Arial"/>
           <w:color w:val="333333"/>
           <w:spacing w:val="-8"/>
           <w:sz w:val="21"/>
         </w:rPr>
         <w:t xml:space="preserve"> </w:t>
       </w:r>
-      <w:proofErr w:type="gramStart"/>
-      <w:r>
-        <w:rPr>
-          <w:color w:val="333333"/>
-          <w:spacing w:val="-2"/>
-          <w:sz w:val="21"/>
-        </w:rPr>
-        <w:t>pan</w:t>
-      </w:r>
-      <w:proofErr w:type="gramEnd"/>
-      <w:r>
-        <w:rPr>
-          <w:color w:val="333333"/>
-          <w:spacing w:val="-2"/>
-          <w:sz w:val="21"/>
-        </w:rPr>
-        <w:t>-India</w:t>
-      </w:r>
-      <w:r>
-        <w:rPr>
+      <w:r>
+        <w:rPr>
+          <w:rFonts w:ascii="Arial" w:hAnsi="Arial" w:cs="Arial"/>
+          <w:color w:val="333333"/>
+          <w:spacing w:val="-2"/>
+          <w:sz w:val="21"/>
+        </w:rPr>
+        <w:t>pan-India</w:t>
+      </w:r>
+      <w:r>
+        <w:rPr>
+          <w:rFonts w:ascii="Arial" w:hAnsi="Arial" w:cs="Arial"/>
           <w:color w:val="333333"/>
           <w:spacing w:val="-5"/>
           <w:sz w:val="21"/>
@@ -3868,6 +4207,7 @@
       </w:r>
       <w:r>
         <w:rPr>
+          <w:rFonts w:ascii="Arial" w:hAnsi="Arial" w:cs="Arial"/>
           <w:color w:val="333333"/>
           <w:spacing w:val="-2"/>
           <w:sz w:val="21"/>
@@ -3876,6 +4216,7 @@
       </w:r>
       <w:r>
         <w:rPr>
+          <w:rFonts w:ascii="Arial" w:hAnsi="Arial" w:cs="Arial"/>
           <w:color w:val="333333"/>
           <w:spacing w:val="-3"/>
           <w:sz w:val="21"/>
@@ -3884,6 +4225,7 @@
       </w:r>
       <w:r>
         <w:rPr>
+          <w:rFonts w:ascii="Arial" w:hAnsi="Arial" w:cs="Arial"/>
           <w:color w:val="333333"/>
           <w:spacing w:val="-2"/>
           <w:sz w:val="21"/>
@@ -3892,6 +4234,7 @@
       </w:r>
       <w:r>
         <w:rPr>
+          <w:rFonts w:ascii="Arial" w:hAnsi="Arial" w:cs="Arial"/>
           <w:color w:val="333333"/>
           <w:spacing w:val="-1"/>
           <w:sz w:val="21"/>
@@ -3900,6 +4243,7 @@
       </w:r>
       <w:r>
         <w:rPr>
+          <w:rFonts w:ascii="Arial" w:hAnsi="Arial" w:cs="Arial"/>
           <w:color w:val="333333"/>
           <w:spacing w:val="-2"/>
           <w:sz w:val="21"/>
@@ -3908,6 +4252,7 @@
       </w:r>
       <w:r>
         <w:rPr>
+          <w:rFonts w:ascii="Arial" w:hAnsi="Arial" w:cs="Arial"/>
           <w:color w:val="333333"/>
           <w:spacing w:val="-5"/>
           <w:sz w:val="21"/>
@@ -3916,6 +4261,7 @@
       </w:r>
       <w:r>
         <w:rPr>
+          <w:rFonts w:ascii="Arial" w:hAnsi="Arial" w:cs="Arial"/>
           <w:color w:val="333333"/>
           <w:spacing w:val="-2"/>
           <w:sz w:val="21"/>
@@ -3924,6 +4270,7 @@
       </w:r>
       <w:r>
         <w:rPr>
+          <w:rFonts w:ascii="Arial" w:hAnsi="Arial" w:cs="Arial"/>
           <w:color w:val="333333"/>
           <w:spacing w:val="-3"/>
           <w:sz w:val="21"/>
@@ -3932,6 +4279,7 @@
       </w:r>
       <w:r>
         <w:rPr>
+          <w:rFonts w:ascii="Arial" w:hAnsi="Arial" w:cs="Arial"/>
           <w:color w:val="333333"/>
           <w:spacing w:val="-2"/>
           <w:sz w:val="21"/>
@@ -3940,6 +4288,7 @@
       </w:r>
       <w:r>
         <w:rPr>
+          <w:rFonts w:ascii="Arial" w:hAnsi="Arial" w:cs="Arial"/>
           <w:color w:val="333333"/>
           <w:spacing w:val="-1"/>
           <w:sz w:val="21"/>
@@ -3948,6 +4297,7 @@
       </w:r>
       <w:r>
         <w:rPr>
+          <w:rFonts w:ascii="Arial" w:hAnsi="Arial" w:cs="Arial"/>
           <w:color w:val="333333"/>
           <w:spacing w:val="-2"/>
           <w:sz w:val="21"/>
@@ -3956,6 +4306,7 @@
       </w:r>
       <w:r>
         <w:rPr>
+          <w:rFonts w:ascii="Arial" w:hAnsi="Arial" w:cs="Arial"/>
           <w:color w:val="333333"/>
           <w:spacing w:val="-5"/>
           <w:sz w:val="21"/>
@@ -3964,6 +4315,7 @@
       </w:r>
       <w:r>
         <w:rPr>
+          <w:rFonts w:ascii="Arial" w:hAnsi="Arial" w:cs="Arial"/>
           <w:color w:val="333333"/>
           <w:spacing w:val="-2"/>
           <w:sz w:val="21"/>
@@ -3972,6 +4324,7 @@
       </w:r>
       <w:r>
         <w:rPr>
+          <w:rFonts w:ascii="Arial" w:hAnsi="Arial" w:cs="Arial"/>
           <w:color w:val="333333"/>
           <w:spacing w:val="-7"/>
           <w:sz w:val="21"/>
@@ -3980,6 +4333,7 @@
       </w:r>
       <w:r>
         <w:rPr>
+          <w:rFonts w:ascii="Arial" w:hAnsi="Arial" w:cs="Arial"/>
           <w:color w:val="333333"/>
           <w:spacing w:val="-2"/>
           <w:sz w:val="21"/>
@@ -3988,6 +4342,7 @@
       </w:r>
       <w:r>
         <w:rPr>
+          <w:rFonts w:ascii="Arial" w:hAnsi="Arial" w:cs="Arial"/>
           <w:color w:val="333333"/>
           <w:spacing w:val="6"/>
           <w:sz w:val="21"/>
@@ -3996,6 +4351,7 @@
       </w:r>
       <w:r>
         <w:rPr>
+          <w:rFonts w:ascii="Arial" w:hAnsi="Arial" w:cs="Arial"/>
           <w:color w:val="333333"/>
           <w:spacing w:val="-2"/>
           <w:sz w:val="21"/>
@@ -4015,11 +4371,13 @@
         </w:tabs>
         <w:ind w:hanging="129"/>
         <w:rPr>
+          <w:rFonts w:ascii="Arial" w:hAnsi="Arial" w:cs="Arial"/>
           <w:sz w:val="21"/>
         </w:rPr>
       </w:pPr>
       <w:r>
         <w:rPr>
+          <w:rFonts w:ascii="Arial" w:hAnsi="Arial" w:cs="Arial"/>
           <w:color w:val="333333"/>
           <w:spacing w:val="-2"/>
           <w:sz w:val="21"/>
@@ -4028,6 +4386,7 @@
       </w:r>
       <w:r>
         <w:rPr>
+          <w:rFonts w:ascii="Arial" w:hAnsi="Arial" w:cs="Arial"/>
           <w:color w:val="333333"/>
           <w:spacing w:val="-10"/>
           <w:sz w:val="21"/>
@@ -4036,6 +4395,7 @@
       </w:r>
       <w:r>
         <w:rPr>
+          <w:rFonts w:ascii="Arial" w:hAnsi="Arial" w:cs="Arial"/>
           <w:color w:val="333333"/>
           <w:spacing w:val="-2"/>
           <w:sz w:val="21"/>
@@ -4044,6 +4404,7 @@
       </w:r>
       <w:r>
         <w:rPr>
+          <w:rFonts w:ascii="Arial" w:hAnsi="Arial" w:cs="Arial"/>
           <w:color w:val="333333"/>
           <w:spacing w:val="-3"/>
           <w:sz w:val="21"/>
@@ -4052,14 +4413,25 @@
       </w:r>
       <w:r>
         <w:rPr>
-          <w:color w:val="333333"/>
-          <w:spacing w:val="-2"/>
-          <w:sz w:val="21"/>
-        </w:rPr>
-        <w:t>complaints, allocated</w:t>
-      </w:r>
-      <w:r>
-        <w:rPr>
+          <w:rFonts w:ascii="Arial" w:hAnsi="Arial" w:cs="Arial"/>
+          <w:color w:val="333333"/>
+          <w:spacing w:val="-2"/>
+          <w:sz w:val="21"/>
+        </w:rPr>
+        <w:t>complaints</w:t>
+      </w:r>
+      <w:r>
+        <w:rPr>
+          <w:rFonts w:ascii="Arial" w:hAnsi="Arial" w:cs="Arial"/>
+          <w:color w:val="333333"/>
+          <w:spacing w:val="-2"/>
+          <w:sz w:val="21"/>
+        </w:rPr>
+        <w:t xml:space="preserve"> allocated</w:t>
+      </w:r>
+      <w:r>
+        <w:rPr>
+          <w:rFonts w:ascii="Arial" w:hAnsi="Arial" w:cs="Arial"/>
           <w:color w:val="333333"/>
           <w:spacing w:val="-3"/>
           <w:sz w:val="21"/>
@@ -4068,6 +4440,7 @@
       </w:r>
       <w:r>
         <w:rPr>
+          <w:rFonts w:ascii="Arial" w:hAnsi="Arial" w:cs="Arial"/>
           <w:color w:val="333333"/>
           <w:spacing w:val="-2"/>
           <w:sz w:val="21"/>
@@ -4076,6 +4449,7 @@
       </w:r>
       <w:r>
         <w:rPr>
+          <w:rFonts w:ascii="Arial" w:hAnsi="Arial" w:cs="Arial"/>
           <w:color w:val="333333"/>
           <w:spacing w:val="6"/>
           <w:sz w:val="21"/>
@@ -4084,6 +4458,7 @@
       </w:r>
       <w:r>
         <w:rPr>
+          <w:rFonts w:ascii="Arial" w:hAnsi="Arial" w:cs="Arial"/>
           <w:color w:val="333333"/>
           <w:spacing w:val="-2"/>
           <w:sz w:val="21"/>
@@ -4092,6 +4467,7 @@
       </w:r>
       <w:r>
         <w:rPr>
+          <w:rFonts w:ascii="Arial" w:hAnsi="Arial" w:cs="Arial"/>
           <w:color w:val="333333"/>
           <w:spacing w:val="-3"/>
           <w:sz w:val="21"/>
@@ -4100,6 +4476,7 @@
       </w:r>
       <w:r>
         <w:rPr>
+          <w:rFonts w:ascii="Arial" w:hAnsi="Arial" w:cs="Arial"/>
           <w:color w:val="333333"/>
           <w:spacing w:val="-2"/>
           <w:sz w:val="21"/>
@@ -4108,13 +4485,16 @@
       </w:r>
       <w:r>
         <w:rPr>
-          <w:color w:val="333333"/>
-          <w:sz w:val="21"/>
-        </w:rPr>
-        <w:t xml:space="preserve"> </w:t>
-      </w:r>
-      <w:r>
-        <w:rPr>
+          <w:rFonts w:ascii="Arial" w:hAnsi="Arial" w:cs="Arial"/>
+          <w:color w:val="333333"/>
+          <w:sz w:val="21"/>
+        </w:rPr>
+        <w:t xml:space="preserve"> </w:t>
+      </w:r>
+      <w:proofErr w:type="gramStart"/>
+      <w:r>
+        <w:rPr>
+          <w:rFonts w:ascii="Arial" w:hAnsi="Arial" w:cs="Arial"/>
           <w:color w:val="333333"/>
           <w:spacing w:val="-2"/>
           <w:sz w:val="21"/>
@@ -4123,6 +4503,7 @@
       </w:r>
       <w:r>
         <w:rPr>
+          <w:rFonts w:ascii="Arial" w:hAnsi="Arial" w:cs="Arial"/>
           <w:color w:val="333333"/>
           <w:spacing w:val="-3"/>
           <w:sz w:val="21"/>
@@ -4131,14 +4512,17 @@
       </w:r>
       <w:r>
         <w:rPr>
+          <w:rFonts w:ascii="Arial" w:hAnsi="Arial" w:cs="Arial"/>
           <w:color w:val="333333"/>
           <w:spacing w:val="-2"/>
           <w:sz w:val="21"/>
         </w:rPr>
         <w:t>and</w:t>
       </w:r>
-      <w:r>
-        <w:rPr>
+      <w:proofErr w:type="gramEnd"/>
+      <w:r>
+        <w:rPr>
+          <w:rFonts w:ascii="Arial" w:hAnsi="Arial" w:cs="Arial"/>
           <w:color w:val="333333"/>
           <w:spacing w:val="-4"/>
           <w:sz w:val="21"/>
@@ -4147,6 +4531,7 @@
       </w:r>
       <w:r>
         <w:rPr>
+          <w:rFonts w:ascii="Arial" w:hAnsi="Arial" w:cs="Arial"/>
           <w:color w:val="333333"/>
           <w:spacing w:val="-2"/>
           <w:sz w:val="21"/>
@@ -4155,6 +4540,7 @@
       </w:r>
       <w:r>
         <w:rPr>
+          <w:rFonts w:ascii="Arial" w:hAnsi="Arial" w:cs="Arial"/>
           <w:color w:val="333333"/>
           <w:spacing w:val="-4"/>
           <w:sz w:val="21"/>
@@ -4163,6 +4549,7 @@
       </w:r>
       <w:r>
         <w:rPr>
+          <w:rFonts w:ascii="Arial" w:hAnsi="Arial" w:cs="Arial"/>
           <w:color w:val="333333"/>
           <w:spacing w:val="-2"/>
           <w:sz w:val="21"/>
@@ -4171,6 +4558,7 @@
       </w:r>
       <w:r>
         <w:rPr>
+          <w:rFonts w:ascii="Arial" w:hAnsi="Arial" w:cs="Arial"/>
           <w:color w:val="333333"/>
           <w:spacing w:val="-5"/>
           <w:sz w:val="21"/>
@@ -4179,6 +4567,7 @@
       </w:r>
       <w:r>
         <w:rPr>
+          <w:rFonts w:ascii="Arial" w:hAnsi="Arial" w:cs="Arial"/>
           <w:color w:val="333333"/>
           <w:spacing w:val="-2"/>
           <w:sz w:val="21"/>
@@ -4187,6 +4576,7 @@
       </w:r>
       <w:r>
         <w:rPr>
+          <w:rFonts w:ascii="Arial" w:hAnsi="Arial" w:cs="Arial"/>
           <w:color w:val="333333"/>
           <w:spacing w:val="-1"/>
           <w:sz w:val="21"/>
@@ -4195,6 +4585,7 @@
       </w:r>
       <w:r>
         <w:rPr>
+          <w:rFonts w:ascii="Arial" w:hAnsi="Arial" w:cs="Arial"/>
           <w:color w:val="333333"/>
           <w:spacing w:val="-2"/>
           <w:sz w:val="21"/>
@@ -4203,13 +4594,15 @@
       </w:r>
       <w:r>
         <w:rPr>
-          <w:color w:val="333333"/>
-          <w:sz w:val="21"/>
-        </w:rPr>
-        <w:t xml:space="preserve"> </w:t>
-      </w:r>
-      <w:r>
-        <w:rPr>
+          <w:rFonts w:ascii="Arial" w:hAnsi="Arial" w:cs="Arial"/>
+          <w:color w:val="333333"/>
+          <w:sz w:val="21"/>
+        </w:rPr>
+        <w:t xml:space="preserve"> </w:t>
+      </w:r>
+      <w:r>
+        <w:rPr>
+          <w:rFonts w:ascii="Arial" w:hAnsi="Arial" w:cs="Arial"/>
           <w:color w:val="333333"/>
           <w:spacing w:val="-2"/>
           <w:sz w:val="21"/>
@@ -4230,11 +4623,13 @@
         <w:spacing w:line="314" w:lineRule="auto"/>
         <w:ind w:right="434"/>
         <w:rPr>
+          <w:rFonts w:ascii="Arial" w:hAnsi="Arial" w:cs="Arial"/>
           <w:sz w:val="21"/>
         </w:rPr>
       </w:pPr>
       <w:r>
         <w:rPr>
+          <w:rFonts w:ascii="Arial" w:hAnsi="Arial" w:cs="Arial"/>
           <w:color w:val="333333"/>
           <w:sz w:val="21"/>
         </w:rPr>
@@ -4242,6 +4637,7 @@
       </w:r>
       <w:r>
         <w:rPr>
+          <w:rFonts w:ascii="Arial" w:hAnsi="Arial" w:cs="Arial"/>
           <w:color w:val="333333"/>
           <w:spacing w:val="-5"/>
           <w:sz w:val="21"/>
@@ -4250,6 +4646,7 @@
       </w:r>
       <w:r>
         <w:rPr>
+          <w:rFonts w:ascii="Arial" w:hAnsi="Arial" w:cs="Arial"/>
           <w:color w:val="333333"/>
           <w:sz w:val="21"/>
         </w:rPr>
@@ -4257,6 +4654,7 @@
       </w:r>
       <w:r>
         <w:rPr>
+          <w:rFonts w:ascii="Arial" w:hAnsi="Arial" w:cs="Arial"/>
           <w:color w:val="333333"/>
           <w:spacing w:val="-7"/>
           <w:sz w:val="21"/>
@@ -4265,6 +4663,7 @@
       </w:r>
       <w:r>
         <w:rPr>
+          <w:rFonts w:ascii="Arial" w:hAnsi="Arial" w:cs="Arial"/>
           <w:color w:val="333333"/>
           <w:sz w:val="21"/>
         </w:rPr>
@@ -4272,6 +4671,7 @@
       </w:r>
       <w:r>
         <w:rPr>
+          <w:rFonts w:ascii="Arial" w:hAnsi="Arial" w:cs="Arial"/>
           <w:color w:val="333333"/>
           <w:spacing w:val="-1"/>
           <w:sz w:val="21"/>
@@ -4280,6 +4680,7 @@
       </w:r>
       <w:r>
         <w:rPr>
+          <w:rFonts w:ascii="Arial" w:hAnsi="Arial" w:cs="Arial"/>
           <w:color w:val="333333"/>
           <w:sz w:val="21"/>
         </w:rPr>
@@ -4287,6 +4688,7 @@
       </w:r>
       <w:r>
         <w:rPr>
+          <w:rFonts w:ascii="Arial" w:hAnsi="Arial" w:cs="Arial"/>
           <w:color w:val="333333"/>
           <w:spacing w:val="-5"/>
           <w:sz w:val="21"/>
@@ -4295,6 +4697,7 @@
       </w:r>
       <w:r>
         <w:rPr>
+          <w:rFonts w:ascii="Arial" w:hAnsi="Arial" w:cs="Arial"/>
           <w:color w:val="333333"/>
           <w:sz w:val="21"/>
         </w:rPr>
@@ -4302,6 +4705,7 @@
       </w:r>
       <w:r>
         <w:rPr>
+          <w:rFonts w:ascii="Arial" w:hAnsi="Arial" w:cs="Arial"/>
           <w:color w:val="333333"/>
           <w:spacing w:val="-1"/>
           <w:sz w:val="21"/>
@@ -4310,6 +4714,7 @@
       </w:r>
       <w:r>
         <w:rPr>
+          <w:rFonts w:ascii="Arial" w:hAnsi="Arial" w:cs="Arial"/>
           <w:color w:val="333333"/>
           <w:sz w:val="21"/>
         </w:rPr>
@@ -4317,14 +4722,16 @@
       </w:r>
       <w:r>
         <w:rPr>
-          <w:color w:val="333333"/>
-          <w:spacing w:val="-2"/>
-          <w:sz w:val="21"/>
-        </w:rPr>
-        <w:t xml:space="preserve"> </w:t>
-      </w:r>
-      <w:r>
-        <w:rPr>
+          <w:rFonts w:ascii="Arial" w:hAnsi="Arial" w:cs="Arial"/>
+          <w:color w:val="333333"/>
+          <w:spacing w:val="-2"/>
+          <w:sz w:val="21"/>
+        </w:rPr>
+        <w:t xml:space="preserve"> </w:t>
+      </w:r>
+      <w:r>
+        <w:rPr>
+          <w:rFonts w:ascii="Arial" w:hAnsi="Arial" w:cs="Arial"/>
           <w:color w:val="333333"/>
           <w:sz w:val="21"/>
         </w:rPr>
@@ -4332,6 +4739,7 @@
       </w:r>
       <w:r>
         <w:rPr>
+          <w:rFonts w:ascii="Arial" w:hAnsi="Arial" w:cs="Arial"/>
           <w:color w:val="333333"/>
           <w:spacing w:val="-5"/>
           <w:sz w:val="21"/>
@@ -4340,6 +4748,7 @@
       </w:r>
       <w:r>
         <w:rPr>
+          <w:rFonts w:ascii="Arial" w:hAnsi="Arial" w:cs="Arial"/>
           <w:color w:val="333333"/>
           <w:sz w:val="21"/>
         </w:rPr>
@@ -4347,6 +4756,7 @@
       </w:r>
       <w:r>
         <w:rPr>
+          <w:rFonts w:ascii="Arial" w:hAnsi="Arial" w:cs="Arial"/>
           <w:color w:val="333333"/>
           <w:spacing w:val="-5"/>
           <w:sz w:val="21"/>
@@ -4355,6 +4765,7 @@
       </w:r>
       <w:r>
         <w:rPr>
+          <w:rFonts w:ascii="Arial" w:hAnsi="Arial" w:cs="Arial"/>
           <w:color w:val="333333"/>
           <w:sz w:val="21"/>
         </w:rPr>
@@ -4362,14 +4773,16 @@
       </w:r>
       <w:r>
         <w:rPr>
-          <w:color w:val="333333"/>
-          <w:spacing w:val="-2"/>
-          <w:sz w:val="21"/>
-        </w:rPr>
-        <w:t xml:space="preserve"> </w:t>
-      </w:r>
-      <w:r>
-        <w:rPr>
+          <w:rFonts w:ascii="Arial" w:hAnsi="Arial" w:cs="Arial"/>
+          <w:color w:val="333333"/>
+          <w:spacing w:val="-2"/>
+          <w:sz w:val="21"/>
+        </w:rPr>
+        <w:t xml:space="preserve"> </w:t>
+      </w:r>
+      <w:r>
+        <w:rPr>
+          <w:rFonts w:ascii="Arial" w:hAnsi="Arial" w:cs="Arial"/>
           <w:color w:val="333333"/>
           <w:sz w:val="21"/>
         </w:rPr>
@@ -4377,6 +4790,7 @@
       </w:r>
       <w:r>
         <w:rPr>
+          <w:rFonts w:ascii="Arial" w:hAnsi="Arial" w:cs="Arial"/>
           <w:color w:val="333333"/>
           <w:spacing w:val="-5"/>
           <w:sz w:val="21"/>
@@ -4385,6 +4799,7 @@
       </w:r>
       <w:r>
         <w:rPr>
+          <w:rFonts w:ascii="Arial" w:hAnsi="Arial" w:cs="Arial"/>
           <w:color w:val="333333"/>
           <w:sz w:val="21"/>
         </w:rPr>
@@ -4392,6 +4807,7 @@
       </w:r>
       <w:r>
         <w:rPr>
+          <w:rFonts w:ascii="Arial" w:hAnsi="Arial" w:cs="Arial"/>
           <w:color w:val="333333"/>
           <w:spacing w:val="-4"/>
           <w:sz w:val="21"/>
@@ -4400,6 +4816,7 @@
       </w:r>
       <w:r>
         <w:rPr>
+          <w:rFonts w:ascii="Arial" w:hAnsi="Arial" w:cs="Arial"/>
           <w:color w:val="333333"/>
           <w:sz w:val="21"/>
         </w:rPr>
@@ -4407,14 +4824,16 @@
       </w:r>
       <w:r>
         <w:rPr>
-          <w:color w:val="333333"/>
-          <w:spacing w:val="-2"/>
-          <w:sz w:val="21"/>
-        </w:rPr>
-        <w:t xml:space="preserve"> </w:t>
-      </w:r>
-      <w:r>
-        <w:rPr>
+          <w:rFonts w:ascii="Arial" w:hAnsi="Arial" w:cs="Arial"/>
+          <w:color w:val="333333"/>
+          <w:spacing w:val="-2"/>
+          <w:sz w:val="21"/>
+        </w:rPr>
+        <w:t xml:space="preserve"> </w:t>
+      </w:r>
+      <w:r>
+        <w:rPr>
+          <w:rFonts w:ascii="Arial" w:hAnsi="Arial" w:cs="Arial"/>
           <w:color w:val="333333"/>
           <w:sz w:val="21"/>
         </w:rPr>
@@ -4422,6 +4841,7 @@
       </w:r>
       <w:r>
         <w:rPr>
+          <w:rFonts w:ascii="Arial" w:hAnsi="Arial" w:cs="Arial"/>
           <w:color w:val="333333"/>
           <w:spacing w:val="-5"/>
           <w:sz w:val="21"/>
@@ -4430,6 +4850,7 @@
       </w:r>
       <w:r>
         <w:rPr>
+          <w:rFonts w:ascii="Arial" w:hAnsi="Arial" w:cs="Arial"/>
           <w:color w:val="333333"/>
           <w:sz w:val="21"/>
         </w:rPr>
@@ -4437,6 +4858,7 @@
       </w:r>
       <w:r>
         <w:rPr>
+          <w:rFonts w:ascii="Arial" w:hAnsi="Arial" w:cs="Arial"/>
           <w:color w:val="333333"/>
           <w:spacing w:val="-5"/>
           <w:sz w:val="21"/>
@@ -4445,6 +4867,7 @@
       </w:r>
       <w:r>
         <w:rPr>
+          <w:rFonts w:ascii="Arial" w:hAnsi="Arial" w:cs="Arial"/>
           <w:color w:val="333333"/>
           <w:sz w:val="21"/>
         </w:rPr>
@@ -4452,6 +4875,7 @@
       </w:r>
       <w:r>
         <w:rPr>
+          <w:rFonts w:ascii="Arial" w:hAnsi="Arial" w:cs="Arial"/>
           <w:color w:val="333333"/>
           <w:spacing w:val="-2"/>
           <w:sz w:val="21"/>
@@ -4472,11 +4896,13 @@
         <w:spacing w:before="58"/>
         <w:ind w:hanging="129"/>
         <w:rPr>
+          <w:rFonts w:ascii="Arial" w:hAnsi="Arial" w:cs="Arial"/>
           <w:sz w:val="21"/>
         </w:rPr>
       </w:pPr>
       <w:r>
         <w:rPr>
+          <w:rFonts w:ascii="Arial" w:hAnsi="Arial" w:cs="Arial"/>
           <w:color w:val="333333"/>
           <w:spacing w:val="-2"/>
           <w:sz w:val="21"/>
@@ -4485,6 +4911,7 @@
       </w:r>
       <w:r>
         <w:rPr>
+          <w:rFonts w:ascii="Arial" w:hAnsi="Arial" w:cs="Arial"/>
           <w:color w:val="333333"/>
           <w:spacing w:val="-6"/>
           <w:sz w:val="21"/>
@@ -4493,6 +4920,7 @@
       </w:r>
       <w:r>
         <w:rPr>
+          <w:rFonts w:ascii="Arial" w:hAnsi="Arial" w:cs="Arial"/>
           <w:color w:val="333333"/>
           <w:spacing w:val="-2"/>
           <w:sz w:val="21"/>
@@ -4501,6 +4929,7 @@
       </w:r>
       <w:r>
         <w:rPr>
+          <w:rFonts w:ascii="Arial" w:hAnsi="Arial" w:cs="Arial"/>
           <w:color w:val="333333"/>
           <w:spacing w:val="-9"/>
           <w:sz w:val="21"/>
@@ -4509,6 +4938,7 @@
       </w:r>
       <w:r>
         <w:rPr>
+          <w:rFonts w:ascii="Arial" w:hAnsi="Arial" w:cs="Arial"/>
           <w:color w:val="333333"/>
           <w:spacing w:val="-2"/>
           <w:sz w:val="21"/>
@@ -4517,6 +4947,7 @@
       </w:r>
       <w:r>
         <w:rPr>
+          <w:rFonts w:ascii="Arial" w:hAnsi="Arial" w:cs="Arial"/>
           <w:color w:val="333333"/>
           <w:spacing w:val="-4"/>
           <w:sz w:val="21"/>
@@ -4525,6 +4956,7 @@
       </w:r>
       <w:r>
         <w:rPr>
+          <w:rFonts w:ascii="Arial" w:hAnsi="Arial" w:cs="Arial"/>
           <w:color w:val="333333"/>
           <w:spacing w:val="-2"/>
           <w:sz w:val="21"/>
@@ -4533,6 +4965,7 @@
       </w:r>
       <w:r>
         <w:rPr>
+          <w:rFonts w:ascii="Arial" w:hAnsi="Arial" w:cs="Arial"/>
           <w:color w:val="333333"/>
           <w:spacing w:val="-1"/>
           <w:sz w:val="21"/>
@@ -4541,6 +4974,7 @@
       </w:r>
       <w:r>
         <w:rPr>
+          <w:rFonts w:ascii="Arial" w:hAnsi="Arial" w:cs="Arial"/>
           <w:color w:val="333333"/>
           <w:spacing w:val="-2"/>
           <w:sz w:val="21"/>
@@ -4549,6 +4983,7 @@
       </w:r>
       <w:r>
         <w:rPr>
+          <w:rFonts w:ascii="Arial" w:hAnsi="Arial" w:cs="Arial"/>
           <w:color w:val="333333"/>
           <w:spacing w:val="-5"/>
           <w:sz w:val="21"/>
@@ -4557,6 +4992,7 @@
       </w:r>
       <w:r>
         <w:rPr>
+          <w:rFonts w:ascii="Arial" w:hAnsi="Arial" w:cs="Arial"/>
           <w:color w:val="333333"/>
           <w:spacing w:val="-2"/>
           <w:sz w:val="21"/>
@@ -4565,6 +5001,7 @@
       </w:r>
       <w:r>
         <w:rPr>
+          <w:rFonts w:ascii="Arial" w:hAnsi="Arial" w:cs="Arial"/>
           <w:color w:val="333333"/>
           <w:spacing w:val="-6"/>
           <w:sz w:val="21"/>
@@ -4573,6 +5010,7 @@
       </w:r>
       <w:r>
         <w:rPr>
+          <w:rFonts w:ascii="Arial" w:hAnsi="Arial" w:cs="Arial"/>
           <w:color w:val="333333"/>
           <w:spacing w:val="-2"/>
           <w:sz w:val="21"/>
@@ -4581,6 +5019,7 @@
       </w:r>
       <w:r>
         <w:rPr>
+          <w:rFonts w:ascii="Arial" w:hAnsi="Arial" w:cs="Arial"/>
           <w:color w:val="333333"/>
           <w:spacing w:val="-5"/>
           <w:sz w:val="21"/>
@@ -4589,6 +5028,7 @@
       </w:r>
       <w:r>
         <w:rPr>
+          <w:rFonts w:ascii="Arial" w:hAnsi="Arial" w:cs="Arial"/>
           <w:color w:val="333333"/>
           <w:spacing w:val="-2"/>
           <w:sz w:val="21"/>
@@ -4597,6 +5037,7 @@
       </w:r>
       <w:r>
         <w:rPr>
+          <w:rFonts w:ascii="Arial" w:hAnsi="Arial" w:cs="Arial"/>
           <w:color w:val="333333"/>
           <w:spacing w:val="-6"/>
           <w:sz w:val="21"/>
@@ -4605,6 +5046,7 @@
       </w:r>
       <w:r>
         <w:rPr>
+          <w:rFonts w:ascii="Arial" w:hAnsi="Arial" w:cs="Arial"/>
           <w:color w:val="333333"/>
           <w:spacing w:val="-2"/>
           <w:sz w:val="21"/>
@@ -4613,6 +5055,7 @@
       </w:r>
       <w:r>
         <w:rPr>
+          <w:rFonts w:ascii="Arial" w:hAnsi="Arial" w:cs="Arial"/>
           <w:color w:val="333333"/>
           <w:spacing w:val="-6"/>
           <w:sz w:val="21"/>
@@ -4621,6 +5064,7 @@
       </w:r>
       <w:r>
         <w:rPr>
+          <w:rFonts w:ascii="Arial" w:hAnsi="Arial" w:cs="Arial"/>
           <w:color w:val="333333"/>
           <w:spacing w:val="-2"/>
           <w:sz w:val="21"/>
@@ -4629,6 +5073,7 @@
       </w:r>
       <w:r>
         <w:rPr>
+          <w:rFonts w:ascii="Arial" w:hAnsi="Arial" w:cs="Arial"/>
           <w:color w:val="333333"/>
           <w:spacing w:val="-6"/>
           <w:sz w:val="21"/>
@@ -4637,6 +5082,7 @@
       </w:r>
       <w:r>
         <w:rPr>
+          <w:rFonts w:ascii="Arial" w:hAnsi="Arial" w:cs="Arial"/>
           <w:color w:val="333333"/>
           <w:spacing w:val="-2"/>
           <w:sz w:val="21"/>
@@ -6830,7 +7276,7 @@
         <mc:AlternateContent>
           <mc:Choice Requires="wps">
             <w:drawing>
-              <wp:anchor distT="0" distB="0" distL="0" distR="0" simplePos="0" relativeHeight="15730176" behindDoc="0" locked="0" layoutInCell="1" allowOverlap="1">
+              <wp:anchor distT="0" distB="0" distL="0" distR="0" simplePos="0" relativeHeight="15730176" behindDoc="0" locked="0" layoutInCell="1" allowOverlap="1" wp14:anchorId="43EA0A37" wp14:editId="0496C3DD">
                 <wp:simplePos x="0" y="0"/>
                 <wp:positionH relativeFrom="page">
                   <wp:posOffset>539750</wp:posOffset>
@@ -6973,7 +7419,7 @@
           <w:spacing w:val="-2"/>
           <w:sz w:val="21"/>
         </w:rPr>
-        <w:t>Data Analyst Certification</w:t>
+        <w:t xml:space="preserve">Data </w:t>
       </w:r>
       <w:r>
         <w:rPr>
@@ -6983,7 +7429,7 @@
           <w:spacing w:val="-2"/>
           <w:sz w:val="21"/>
         </w:rPr>
-        <w:t xml:space="preserve"> pursuing</w:t>
+        <w:t>Analyti</w:t>
       </w:r>
       <w:r>
         <w:rPr>
@@ -6993,7 +7439,7 @@
           <w:spacing w:val="-2"/>
           <w:sz w:val="21"/>
         </w:rPr>
-        <w:t xml:space="preserve"> </w:t>
+        <w:t>cs</w:t>
       </w:r>
       <w:r>
         <w:rPr>
@@ -7003,7 +7449,7 @@
           <w:spacing w:val="-2"/>
           <w:sz w:val="21"/>
         </w:rPr>
-        <w:t>–</w:t>
+        <w:t xml:space="preserve"> Certification</w:t>
       </w:r>
       <w:r>
         <w:rPr>
@@ -7013,9 +7459,8 @@
           <w:spacing w:val="-2"/>
           <w:sz w:val="21"/>
         </w:rPr>
-        <w:t xml:space="preserve"> Adani Skill Development Center (Adani </w:t>
-      </w:r>
-      <w:proofErr w:type="spellStart"/>
+        <w:t xml:space="preserve"> pursuing</w:t>
+      </w:r>
       <w:r>
         <w:rPr>
           <w:rFonts w:ascii="Arial"/>
@@ -7024,9 +7469,8 @@
           <w:spacing w:val="-2"/>
           <w:sz w:val="21"/>
         </w:rPr>
-        <w:t>Saksham</w:t>
-      </w:r>
-      <w:proofErr w:type="spellEnd"/>
+        <w:t xml:space="preserve"> </w:t>
+      </w:r>
       <w:r>
         <w:rPr>
           <w:rFonts w:ascii="Arial"/>
@@ -7035,7 +7479,17 @@
           <w:spacing w:val="-2"/>
           <w:sz w:val="21"/>
         </w:rPr>
-        <w:t>)</w:t>
+        <w:t>–</w:t>
+      </w:r>
+      <w:r>
+        <w:rPr>
+          <w:rFonts w:ascii="Arial"/>
+          <w:b/>
+          <w:color w:val="2B3C4F"/>
+          <w:spacing w:val="-2"/>
+          <w:sz w:val="21"/>
+        </w:rPr>
+        <w:t xml:space="preserve"> Adani Skill Development Center (Adani Saksham)</w:t>
       </w:r>
     </w:p>
     <w:p>
@@ -7108,17 +7562,7 @@
           <w:spacing w:val="-2"/>
           <w:sz w:val="21"/>
         </w:rPr>
-        <w:t>XP/98/2000/Vi</w:t>
-      </w:r>
-      <w:bookmarkStart w:id="13" w:name="_GoBack"/>
-      <w:bookmarkEnd w:id="13"/>
-      <w:r>
-        <w:rPr>
-          <w:color w:val="333333"/>
-          <w:spacing w:val="-2"/>
-          <w:sz w:val="21"/>
-        </w:rPr>
-        <w:t>sta, Windows</w:t>
+        <w:t>XP/98/2000/Vista, Windows</w:t>
       </w:r>
       <w:r>
         <w:rPr>
@@ -7851,7 +8295,7 @@
         <mc:AlternateContent>
           <mc:Choice Requires="wps">
             <w:drawing>
-              <wp:anchor distT="0" distB="0" distL="0" distR="0" simplePos="0" relativeHeight="15731200" behindDoc="0" locked="0" layoutInCell="1" allowOverlap="1">
+              <wp:anchor distT="0" distB="0" distL="0" distR="0" simplePos="0" relativeHeight="15731200" behindDoc="0" locked="0" layoutInCell="1" allowOverlap="1" wp14:anchorId="26E4ADA2" wp14:editId="2DE5EA1B">
                 <wp:simplePos x="0" y="0"/>
                 <wp:positionH relativeFrom="page">
                   <wp:posOffset>539750</wp:posOffset>
@@ -7930,8 +8374,8 @@
           </mc:Fallback>
         </mc:AlternateContent>
       </w:r>
-      <w:bookmarkStart w:id="14" w:name="KEY_STRENGTHS"/>
-      <w:bookmarkEnd w:id="14"/>
+      <w:bookmarkStart w:id="13" w:name="KEY_STRENGTHS"/>
+      <w:bookmarkEnd w:id="13"/>
       <w:r>
         <w:rPr>
           <w:color w:val="2B3C4F"/>
@@ -8333,6 +8777,18 @@
     </w:p>
     <w:p>
       <w:pPr>
+        <w:tabs>
+          <w:tab w:val="left" w:pos="439"/>
+        </w:tabs>
+        <w:spacing w:before="152"/>
+        <w:ind w:left="310"/>
+        <w:rPr>
+          <w:sz w:val="21"/>
+        </w:rPr>
+      </w:pPr>
+    </w:p>
+    <w:p>
+      <w:pPr>
         <w:pStyle w:val="BodyText"/>
         <w:spacing w:before="157"/>
         <w:ind w:left="0" w:firstLine="0"/>
@@ -8347,10 +8803,11 @@
           <w:noProof/>
           <w:lang w:val="en-IN" w:eastAsia="en-IN"/>
         </w:rPr>
+        <w:lastRenderedPageBreak/>
         <mc:AlternateContent>
           <mc:Choice Requires="wps">
             <w:drawing>
-              <wp:anchor distT="0" distB="0" distL="0" distR="0" simplePos="0" relativeHeight="15730688" behindDoc="0" locked="0" layoutInCell="1" allowOverlap="1">
+              <wp:anchor distT="0" distB="0" distL="0" distR="0" simplePos="0" relativeHeight="15730688" behindDoc="0" locked="0" layoutInCell="1" allowOverlap="1" wp14:anchorId="6852E7DF" wp14:editId="4F963C97">
                 <wp:simplePos x="0" y="0"/>
                 <wp:positionH relativeFrom="page">
                   <wp:posOffset>539750</wp:posOffset>
@@ -8429,8 +8886,8 @@
           </mc:Fallback>
         </mc:AlternateContent>
       </w:r>
-      <w:bookmarkStart w:id="15" w:name="EDUCATION"/>
-      <w:bookmarkEnd w:id="15"/>
+      <w:bookmarkStart w:id="14" w:name="EDUCATION"/>
+      <w:bookmarkEnd w:id="14"/>
       <w:r>
         <w:rPr>
           <w:color w:val="2B3C4F"/>
@@ -8454,7 +8911,6 @@
           <w:color w:val="2B3C4F"/>
           <w:sz w:val="21"/>
         </w:rPr>
-        <w:lastRenderedPageBreak/>
         <w:t>Bachelor</w:t>
       </w:r>
       <w:r>
@@ -8603,7 +9059,7 @@
 </file>
 
 <file path=word/numbering.xml><?xml version="1.0" encoding="utf-8"?>
-<w:numbering xmlns:wpc="http://schemas.microsoft.com/office/word/2010/wordprocessingCanvas" xmlns:cx="http://schemas.microsoft.com/office/drawing/2014/chartex" xmlns:mc="http://schemas.openxmlformats.org/markup-compatibility/2006" xmlns:o="urn:schemas-microsoft-com:office:office" xmlns:r="http://schemas.openxmlformats.org/officeDocument/2006/relationships" xmlns:m="http://schemas.openxmlformats.org/officeDocument/2006/math" xmlns:v="urn:schemas-microsoft-com:vml" xmlns:wp14="http://schemas.microsoft.com/office/word/2010/wordprocessingDrawing" xmlns:wp="http://schemas.openxmlformats.org/drawingml/2006/wordprocessingDrawing" xmlns:w10="urn:schemas-microsoft-com:office:word" xmlns:w="http://schemas.openxmlformats.org/wordprocessingml/2006/main" xmlns:w14="http://schemas.microsoft.com/office/word/2010/wordml" xmlns:w15="http://schemas.microsoft.com/office/word/2012/wordml" xmlns:w16se="http://schemas.microsoft.com/office/word/2015/wordml/symex" xmlns:wpg="http://schemas.microsoft.com/office/word/2010/wordprocessingGroup" xmlns:wpi="http://schemas.microsoft.com/office/word/2010/wordprocessingInk" xmlns:wne="http://schemas.microsoft.com/office/word/2006/wordml" xmlns:wps="http://schemas.microsoft.com/office/word/2010/wordprocessingShape" mc:Ignorable="w14 w15 w16se wp14">
+<w:numbering xmlns:wpc="http://schemas.microsoft.com/office/word/2010/wordprocessingCanvas" xmlns:cx="http://schemas.microsoft.com/office/drawing/2014/chartex" xmlns:cx1="http://schemas.microsoft.com/office/drawing/2015/9/8/chartex" xmlns:cx2="http://schemas.microsoft.com/office/drawing/2015/10/21/chartex" xmlns:cx3="http://schemas.microsoft.com/office/drawing/2016/5/9/chartex" xmlns:cx4="http://schemas.microsoft.com/office/drawing/2016/5/10/chartex" xmlns:cx5="http://schemas.microsoft.com/office/drawing/2016/5/11/chartex" xmlns:cx6="http://schemas.microsoft.com/office/drawing/2016/5/12/chartex" xmlns:cx7="http://schemas.microsoft.com/office/drawing/2016/5/13/chartex" xmlns:cx8="http://schemas.microsoft.com/office/drawing/2016/5/14/chartex" xmlns:mc="http://schemas.openxmlformats.org/markup-compatibility/2006" xmlns:aink="http://schemas.microsoft.com/office/drawing/2016/ink" xmlns:am3d="http://schemas.microsoft.com/office/drawing/2017/model3d" xmlns:o="urn:schemas-microsoft-com:office:office" xmlns:oel="http://schemas.microsoft.com/office/2019/extlst" xmlns:r="http://schemas.openxmlformats.org/officeDocument/2006/relationships" xmlns:m="http://schemas.openxmlformats.org/officeDocument/2006/math" xmlns:v="urn:schemas-microsoft-com:vml" xmlns:wp14="http://schemas.microsoft.com/office/word/2010/wordprocessingDrawing" xmlns:wp="http://schemas.openxmlformats.org/drawingml/2006/wordprocessingDrawing" xmlns:w10="urn:schemas-microsoft-com:office:word" xmlns:w="http://schemas.openxmlformats.org/wordprocessingml/2006/main" xmlns:w14="http://schemas.microsoft.com/office/word/2010/wordml" xmlns:w15="http://schemas.microsoft.com/office/word/2012/wordml" xmlns:w16cex="http://schemas.microsoft.com/office/word/2018/wordml/cex" xmlns:w16cid="http://schemas.microsoft.com/office/word/2016/wordml/cid" xmlns:w16="http://schemas.microsoft.com/office/word/2018/wordml" xmlns:w16sdtdh="http://schemas.microsoft.com/office/word/2020/wordml/sdtdatahash" xmlns:w16se="http://schemas.microsoft.com/office/word/2015/wordml/symex" xmlns:wpg="http://schemas.microsoft.com/office/word/2010/wordprocessingGroup" xmlns:wpi="http://schemas.microsoft.com/office/word/2010/wordprocessingInk" xmlns:wne="http://schemas.microsoft.com/office/word/2006/wordml" xmlns:wps="http://schemas.microsoft.com/office/word/2010/wordprocessingShape" mc:Ignorable="w14 w15 w16se w16cid w16 w16cex w16sdtdh wp14">
   <w:abstractNum w:abstractNumId="0" w15:restartNumberingAfterBreak="0">
     <w:nsid w:val="25A97816"/>
     <w:multiLevelType w:val="hybridMultilevel"/>
@@ -8726,14 +9182,14 @@
       </w:rPr>
     </w:lvl>
   </w:abstractNum>
-  <w:num w:numId="1">
+  <w:num w:numId="1" w16cid:durableId="1641226248">
     <w:abstractNumId w:val="0"/>
   </w:num>
 </w:numbering>
 </file>
 
 <file path=word/styles.xml><?xml version="1.0" encoding="utf-8"?>
-<w:styles xmlns:mc="http://schemas.openxmlformats.org/markup-compatibility/2006" xmlns:r="http://schemas.openxmlformats.org/officeDocument/2006/relationships" xmlns:w="http://schemas.openxmlformats.org/wordprocessingml/2006/main" xmlns:w14="http://schemas.microsoft.com/office/word/2010/wordml" xmlns:w15="http://schemas.microsoft.com/office/word/2012/wordml" xmlns:w16se="http://schemas.microsoft.com/office/word/2015/wordml/symex" mc:Ignorable="w14 w15 w16se">
+<w:styles xmlns:mc="http://schemas.openxmlformats.org/markup-compatibility/2006" xmlns:r="http://schemas.openxmlformats.org/officeDocument/2006/relationships" xmlns:w="http://schemas.openxmlformats.org/wordprocessingml/2006/main" xmlns:w14="http://schemas.microsoft.com/office/word/2010/wordml" xmlns:w15="http://schemas.microsoft.com/office/word/2012/wordml" xmlns:w16cex="http://schemas.microsoft.com/office/word/2018/wordml/cex" xmlns:w16cid="http://schemas.microsoft.com/office/word/2016/wordml/cid" xmlns:w16="http://schemas.microsoft.com/office/word/2018/wordml" xmlns:w16sdtdh="http://schemas.microsoft.com/office/word/2020/wordml/sdtdatahash" xmlns:w16se="http://schemas.microsoft.com/office/word/2015/wordml/symex" mc:Ignorable="w14 w15 w16se w16cid w16 w16cex w16sdtdh">
   <w:docDefaults>
     <w:rPrDefault>
       <w:rPr>
@@ -8751,7 +9207,7 @@
       </w:pPr>
     </w:pPrDefault>
   </w:docDefaults>
-  <w:latentStyles w:defLockedState="0" w:defUIPriority="99" w:defSemiHidden="0" w:defUnhideWhenUsed="0" w:defQFormat="0" w:count="371">
+  <w:latentStyles w:defLockedState="0" w:defUIPriority="99" w:defSemiHidden="0" w:defUnhideWhenUsed="0" w:defQFormat="0" w:count="376">
     <w:lsdException w:name="Normal" w:uiPriority="0" w:qFormat="1"/>
     <w:lsdException w:name="heading 1" w:uiPriority="9" w:qFormat="1"/>
     <w:lsdException w:name="heading 2" w:semiHidden="1" w:uiPriority="9" w:unhideWhenUsed="1" w:qFormat="1"/>
@@ -9123,6 +9579,11 @@
     <w:lsdException w:name="List Table 5 Dark Accent 6" w:uiPriority="50"/>
     <w:lsdException w:name="List Table 6 Colorful Accent 6" w:uiPriority="51"/>
     <w:lsdException w:name="List Table 7 Colorful Accent 6" w:uiPriority="52"/>
+    <w:lsdException w:name="Mention" w:semiHidden="1" w:unhideWhenUsed="1"/>
+    <w:lsdException w:name="Smart Hyperlink" w:semiHidden="1" w:unhideWhenUsed="1"/>
+    <w:lsdException w:name="Hashtag" w:semiHidden="1" w:unhideWhenUsed="1"/>
+    <w:lsdException w:name="Unresolved Mention" w:semiHidden="1" w:unhideWhenUsed="1"/>
+    <w:lsdException w:name="Smart Link" w:semiHidden="1" w:unhideWhenUsed="1"/>
   </w:latentStyles>
   <w:style w:type="paragraph" w:default="1" w:styleId="Normal">
     <w:name w:val="Normal"/>
@@ -9259,6 +9720,29 @@
     <w:basedOn w:val="Normal"/>
     <w:uiPriority w:val="1"/>
     <w:qFormat/>
+  </w:style>
+  <w:style w:type="character" w:styleId="Hyperlink">
+    <w:name w:val="Hyperlink"/>
+    <w:basedOn w:val="DefaultParagraphFont"/>
+    <w:uiPriority w:val="99"/>
+    <w:unhideWhenUsed/>
+    <w:rsid w:val="0021418F"/>
+    <w:rPr>
+      <w:color w:val="0000FF" w:themeColor="hyperlink"/>
+      <w:u w:val="single"/>
+    </w:rPr>
+  </w:style>
+  <w:style w:type="character" w:styleId="UnresolvedMention">
+    <w:name w:val="Unresolved Mention"/>
+    <w:basedOn w:val="DefaultParagraphFont"/>
+    <w:uiPriority w:val="99"/>
+    <w:semiHidden/>
+    <w:unhideWhenUsed/>
+    <w:rsid w:val="0021418F"/>
+    <w:rPr>
+      <w:color w:val="605E5C"/>
+      <w:shd w:val="clear" w:color="auto" w:fill="E1DFDD"/>
+    </w:rPr>
   </w:style>
 </w:styles>
 </file>
